--- a/Retry的thread.sleep方式比較.docx
+++ b/Retry的thread.sleep方式比較.docx
@@ -3,11 +3,6 @@
 <w:document xmlns:wpc="http://schemas.microsoft.com/office/word/2010/wordprocessingCanvas" xmlns:cx="http://schemas.microsoft.com/office/drawing/2014/chartex" xmlns:cx1="http://schemas.microsoft.com/office/drawing/2015/9/8/chartex" xmlns:cx2="http://schemas.microsoft.com/office/drawing/2015/10/21/chartex" xmlns:cx3="http://schemas.microsoft.com/office/drawing/2016/5/9/chartex" xmlns:cx4="http://schemas.microsoft.com/office/drawing/2016/5/10/chartex" xmlns:cx5="http://schemas.microsoft.com/office/drawing/2016/5/11/chartex" xmlns:cx6="http://schemas.microsoft.com/office/drawing/2016/5/12/chartex" xmlns:cx7="http://schemas.microsoft.com/office/drawing/2016/5/13/chartex" xmlns:cx8="http://schemas.microsoft.com/office/drawing/2016/5/14/chartex" xmlns:mc="http://schemas.openxmlformats.org/markup-compatibility/2006" xmlns:aink="http://schemas.microsoft.com/office/drawing/2016/ink" xmlns:am3d="http://schemas.microsoft.com/office/drawing/2017/model3d" xmlns:o="urn:schemas-microsoft-com:office:office" xmlns:oel="http://schemas.microsoft.com/office/2019/extlst" xmlns:r="http://schemas.openxmlformats.org/officeDocument/2006/relationships" xmlns:m="http://schemas.openxmlformats.org/officeDocument/2006/math" xmlns:v="urn:schemas-microsoft-com:vml" xmlns:wp14="http://schemas.microsoft.com/office/word/2010/wordprocessingDrawing" xmlns:wp="http://schemas.openxmlformats.org/drawingml/2006/wordprocessingDrawing" xmlns:w10="urn:schemas-microsoft-com:office:word" xmlns:w="http://schemas.openxmlformats.org/wordprocessingml/2006/main" xmlns:w14="http://schemas.microsoft.com/office/word/2010/wordml" xmlns:w15="http://schemas.microsoft.com/office/word/2012/wordml" xmlns:w16cex="http://schemas.microsoft.com/office/word/2018/wordml/cex" xmlns:w16cid="http://schemas.microsoft.com/office/word/2016/wordml/cid" xmlns:w16="http://schemas.microsoft.com/office/word/2018/wordml" xmlns:w16du="http://schemas.microsoft.com/office/word/2023/wordml/word16du" xmlns:w16sdtdh="http://schemas.microsoft.com/office/word/2020/wordml/sdtdatahash" xmlns:w16sdtfl="http://schemas.microsoft.com/office/word/2024/wordml/sdtformatlock" xmlns:w16se="http://schemas.microsoft.com/office/word/2015/wordml/symex" xmlns:wpg="http://schemas.microsoft.com/office/word/2010/wordprocessingGroup" xmlns:wpi="http://schemas.microsoft.com/office/word/2010/wordprocessingInk" xmlns:wne="http://schemas.microsoft.com/office/word/2006/wordml" xmlns:wps="http://schemas.microsoft.com/office/word/2010/wordprocessingShape" mc:Ignorable="w14 w15 w16se w16cid w16 w16cex w16sdtdh w16sdtfl w16du wp14">
   <w:body>
     <w:p>
-      <w:pPr>
-        <w:rPr>
-          <w:rFonts w:hint="eastAsia"/>
-        </w:rPr>
-      </w:pPr>
       <w:r>
         <w:rPr>
           <w:rFonts w:hint="eastAsia"/>
@@ -20,19 +15,17 @@
         </w:rPr>
         <w:t>的</w:t>
       </w:r>
-      <w:proofErr w:type="spellStart"/>
       <w:r>
         <w:rPr>
           <w:rFonts w:hint="eastAsia"/>
         </w:rPr>
         <w:t>thread.sleep</w:t>
       </w:r>
-      <w:proofErr w:type="spellEnd"/>
-      <w:r>
-        <w:rPr>
-          <w:rFonts w:hint="eastAsia"/>
-        </w:rPr>
-        <w:t>調整比較</w:t>
+      <w:r>
+        <w:rPr>
+          <w:rFonts w:hint="eastAsia"/>
+        </w:rPr>
+        <w:t>方式</w:t>
       </w:r>
       <w:r>
         <w:rPr>
@@ -44,13 +37,168 @@
         <w:rPr>
           <w:rFonts w:hint="eastAsia"/>
         </w:rPr>
-        <w:t>各</w:t>
-      </w:r>
-      <w:r>
-        <w:rPr>
-          <w:rFonts w:hint="eastAsia"/>
-        </w:rPr>
-        <w:t>5</w:t>
+        <w:t>線性</w:t>
+      </w:r>
+      <w:r>
+        <w:rPr>
+          <w:rFonts w:hint="eastAsia"/>
+        </w:rPr>
+        <w:t xml:space="preserve">backoff   vs  </w:t>
+      </w:r>
+      <w:r>
+        <w:rPr>
+          <w:rFonts w:hint="eastAsia"/>
+        </w:rPr>
+        <w:t>線性</w:t>
+      </w:r>
+      <w:r>
+        <w:rPr>
+          <w:rFonts w:hint="eastAsia"/>
+        </w:rPr>
+        <w:t>backoff+jitter)</w:t>
+      </w:r>
+    </w:p>
+    <w:p>
+      <w:r>
+        <w:rPr>
+          <w:rFonts w:hint="eastAsia"/>
+        </w:rPr>
+        <w:t>測試設計：</w:t>
+      </w:r>
+      <w:r>
+        <w:rPr>
+          <w:noProof/>
+        </w:rPr>
+        <w:drawing>
+          <wp:inline distT="0" distB="0" distL="0" distR="0" wp14:anchorId="48A94E9A" wp14:editId="79B12F73">
+            <wp:extent cx="4749800" cy="1247208"/>
+            <wp:effectExtent l="0" t="0" r="0" b="0"/>
+            <wp:docPr id="374607534" name="圖片 1"/>
+            <wp:cNvGraphicFramePr>
+              <a:graphicFrameLocks xmlns:a="http://schemas.openxmlformats.org/drawingml/2006/main" noChangeAspect="1"/>
+            </wp:cNvGraphicFramePr>
+            <a:graphic xmlns:a="http://schemas.openxmlformats.org/drawingml/2006/main">
+              <a:graphicData uri="http://schemas.openxmlformats.org/drawingml/2006/picture">
+                <pic:pic xmlns:pic="http://schemas.openxmlformats.org/drawingml/2006/picture">
+                  <pic:nvPicPr>
+                    <pic:cNvPr id="374607534" name=""/>
+                    <pic:cNvPicPr/>
+                  </pic:nvPicPr>
+                  <pic:blipFill>
+                    <a:blip r:embed="rId7"/>
+                    <a:stretch>
+                      <a:fillRect/>
+                    </a:stretch>
+                  </pic:blipFill>
+                  <pic:spPr>
+                    <a:xfrm>
+                      <a:off x="0" y="0"/>
+                      <a:ext cx="4772004" cy="1253038"/>
+                    </a:xfrm>
+                    <a:prstGeom prst="rect">
+                      <a:avLst/>
+                    </a:prstGeom>
+                  </pic:spPr>
+                </pic:pic>
+              </a:graphicData>
+            </a:graphic>
+          </wp:inline>
+        </w:drawing>
+      </w:r>
+    </w:p>
+    <w:p>
+      <w:r>
+        <w:rPr>
+          <w:rFonts w:hint="eastAsia"/>
+        </w:rPr>
+        <w:t>我對</w:t>
+      </w:r>
+      <w:r>
+        <w:rPr>
+          <w:rFonts w:hint="eastAsia"/>
+        </w:rPr>
+        <w:t>以上</w:t>
+      </w:r>
+      <w:r>
+        <w:rPr>
+          <w:rFonts w:hint="eastAsia"/>
+        </w:rPr>
+        <w:t>兩種</w:t>
+      </w:r>
+      <w:r>
+        <w:rPr>
+          <w:rFonts w:hint="eastAsia"/>
+        </w:rPr>
+        <w:t>backoff</w:t>
+      </w:r>
+      <w:r>
+        <w:t xml:space="preserve"> </w:t>
+      </w:r>
+      <w:r>
+        <w:rPr>
+          <w:rFonts w:hint="eastAsia"/>
+        </w:rPr>
+        <w:t>(</w:t>
+      </w:r>
+      <w:r>
+        <w:t>Thread.sleep(retryTime * 50L)</w:t>
+      </w:r>
+      <w:r>
+        <w:rPr>
+          <w:rFonts w:hint="eastAsia"/>
+        </w:rPr>
+        <w:t>和</w:t>
+      </w:r>
+      <w:r>
+        <w:t>baseDelay + retryTime * stepDelay + jitter</w:t>
+      </w:r>
+      <w:r>
+        <w:rPr>
+          <w:rFonts w:hint="eastAsia"/>
+        </w:rPr>
+        <w:t>;)</w:t>
+      </w:r>
+      <w:r>
+        <w:rPr>
+          <w:rFonts w:hint="eastAsia"/>
+        </w:rPr>
+        <w:t>的方式分成三種測試條件，</w:t>
+      </w:r>
+      <w:r>
+        <w:rPr>
+          <w:rFonts w:hint="eastAsia"/>
+        </w:rPr>
+        <w:t>條件分別為</w:t>
+      </w:r>
+      <w:r>
+        <w:rPr>
+          <w:rFonts w:hint="eastAsia"/>
+        </w:rPr>
+        <w:t>request 50</w:t>
+      </w:r>
+      <w:r>
+        <w:rPr>
+          <w:rFonts w:hint="eastAsia"/>
+        </w:rPr>
+        <w:t>次、</w:t>
+      </w:r>
+      <w:r>
+        <w:rPr>
+          <w:rFonts w:hint="eastAsia"/>
+        </w:rPr>
+        <w:t xml:space="preserve">request </w:t>
+      </w:r>
+      <w:r>
+        <w:rPr>
+          <w:rFonts w:hint="eastAsia"/>
+        </w:rPr>
+        <w:t>10</w:t>
+      </w:r>
+      <w:r>
+        <w:rPr>
+          <w:rFonts w:hint="eastAsia"/>
+        </w:rPr>
+        <w:t>0</w:t>
       </w:r>
       <w:r>
         <w:rPr>
@@ -62,25 +210,688 @@
         <w:rPr>
           <w:rFonts w:hint="eastAsia"/>
         </w:rPr>
+        <w:t>、</w:t>
+      </w:r>
+      <w:r>
+        <w:rPr>
+          <w:rFonts w:hint="eastAsia"/>
+        </w:rPr>
+        <w:t>request 50</w:t>
+      </w:r>
+      <w:r>
+        <w:t>0</w:t>
+      </w:r>
+      <w:r>
+        <w:rPr>
+          <w:rFonts w:hint="eastAsia"/>
+        </w:rPr>
+        <w:t>次，並且</w:t>
+      </w:r>
+      <w:r>
+        <w:rPr>
+          <w:rFonts w:hint="eastAsia"/>
+        </w:rPr>
+        <w:t>都做五次的獨立實驗，</w:t>
+      </w:r>
+      <w:r>
+        <w:rPr>
+          <w:rFonts w:hint="eastAsia"/>
+        </w:rPr>
+        <w:t>藉此觀察不同</w:t>
+      </w:r>
+      <w:r>
+        <w:rPr>
+          <w:rFonts w:hint="eastAsia"/>
+        </w:rPr>
+        <w:t>request</w:t>
+      </w:r>
+      <w:r>
+        <w:rPr>
+          <w:rFonts w:hint="eastAsia"/>
+        </w:rPr>
+        <w:t>次數底下的</w:t>
+      </w:r>
+      <w:r>
+        <w:rPr>
+          <w:rFonts w:hint="eastAsia"/>
+        </w:rPr>
+        <w:t>conflict</w:t>
+      </w:r>
+      <w:r>
+        <w:t>/</w:t>
+      </w:r>
+      <w:r>
+        <w:rPr>
+          <w:rFonts w:hint="eastAsia"/>
+        </w:rPr>
+        <w:t>request</w:t>
+      </w:r>
+      <w:r>
+        <w:rPr>
+          <w:rFonts w:hint="eastAsia"/>
+        </w:rPr>
+        <w:t>的比例，以及線性</w:t>
+      </w:r>
+      <w:r>
+        <w:rPr>
+          <w:rFonts w:hint="eastAsia"/>
+        </w:rPr>
+        <w:t>backoff+jitter</w:t>
+      </w:r>
+      <w:r>
+        <w:rPr>
+          <w:rFonts w:hint="eastAsia"/>
+        </w:rPr>
+        <w:t>的方式在不同量級的</w:t>
+      </w:r>
+      <w:r>
+        <w:rPr>
+          <w:rFonts w:hint="eastAsia"/>
+        </w:rPr>
+        <w:t>request</w:t>
+      </w:r>
+      <w:r>
+        <w:rPr>
+          <w:rFonts w:hint="eastAsia"/>
+        </w:rPr>
+        <w:t>底下會有比線性</w:t>
+      </w:r>
+      <w:r>
+        <w:rPr>
+          <w:rFonts w:hint="eastAsia"/>
+        </w:rPr>
+        <w:t>backoff</w:t>
+      </w:r>
+      <w:r>
+        <w:rPr>
+          <w:rFonts w:hint="eastAsia"/>
+        </w:rPr>
+        <w:t>還要少的</w:t>
+      </w:r>
+      <w:r>
+        <w:rPr>
+          <w:rFonts w:hint="eastAsia"/>
+        </w:rPr>
+        <w:t>conflict</w:t>
+      </w:r>
+      <w:r>
+        <w:rPr>
+          <w:rFonts w:hint="eastAsia"/>
+        </w:rPr>
+        <w:t>。</w:t>
+      </w:r>
+    </w:p>
+    <w:p>
+      <w:r>
+        <w:rPr>
+          <w:rFonts w:hint="eastAsia"/>
+        </w:rPr>
+        <w:t>預設結論</w:t>
+      </w:r>
+      <w:r>
+        <w:rPr>
+          <w:rFonts w:hint="eastAsia"/>
+        </w:rPr>
+        <w:t>(</w:t>
+      </w:r>
+      <w:r>
+        <w:rPr>
+          <w:rFonts w:hint="eastAsia"/>
+        </w:rPr>
+        <w:t>測試前的判斷</w:t>
+      </w:r>
+      <w:r>
+        <w:rPr>
+          <w:rFonts w:hint="eastAsia"/>
+        </w:rPr>
         <w:t>)</w:t>
       </w:r>
-    </w:p>
-    <w:p>
-      <w:proofErr w:type="spellStart"/>
-      <w:r>
-        <w:t>Thread.sleep</w:t>
-      </w:r>
-      <w:proofErr w:type="spellEnd"/>
-      <w:r>
+      <w:r>
+        <w:rPr>
+          <w:rFonts w:hint="eastAsia"/>
+        </w:rPr>
+        <w:t>：</w:t>
+      </w:r>
+      <w:r>
+        <w:rPr>
+          <w:rFonts w:hint="eastAsia"/>
+        </w:rPr>
+        <w:t>request</w:t>
+      </w:r>
+      <w:r>
+        <w:rPr>
+          <w:rFonts w:hint="eastAsia"/>
+        </w:rPr>
+        <w:t>的量級越高，線性</w:t>
+      </w:r>
+      <w:r>
+        <w:rPr>
+          <w:rFonts w:hint="eastAsia"/>
+        </w:rPr>
+        <w:t>backoff+jitter</w:t>
+      </w:r>
+      <w:r>
+        <w:rPr>
+          <w:rFonts w:hint="eastAsia"/>
+        </w:rPr>
+        <w:t>條件下的</w:t>
+      </w:r>
+      <w:r>
+        <w:rPr>
+          <w:rFonts w:hint="eastAsia"/>
+        </w:rPr>
+        <w:t>conflict</w:t>
+      </w:r>
+      <w:r>
+        <w:rPr>
+          <w:rFonts w:hint="eastAsia"/>
+        </w:rPr>
+        <w:t>比例應該會越顯著比單純線性</w:t>
+      </w:r>
+      <w:r>
+        <w:rPr>
+          <w:rFonts w:hint="eastAsia"/>
+        </w:rPr>
+        <w:t>backoff</w:t>
+      </w:r>
+      <w:r>
+        <w:rPr>
+          <w:rFonts w:hint="eastAsia"/>
+        </w:rPr>
+        <w:t>的</w:t>
+      </w:r>
+      <w:r>
+        <w:rPr>
+          <w:rFonts w:hint="eastAsia"/>
+        </w:rPr>
+        <w:t>conflict</w:t>
+      </w:r>
+      <w:r>
+        <w:rPr>
+          <w:rFonts w:hint="eastAsia"/>
+        </w:rPr>
+        <w:t>比例低</w:t>
+      </w:r>
+      <w:r>
+        <w:rPr>
+          <w:rFonts w:hint="eastAsia"/>
+        </w:rPr>
+        <w:t>。</w:t>
+      </w:r>
+    </w:p>
+    <w:p>
+      <w:r>
+        <w:rPr>
+          <w:rFonts w:hint="eastAsia"/>
+        </w:rPr>
+        <w:t>結論</w:t>
+      </w:r>
+      <w:r>
+        <w:rPr>
+          <w:rFonts w:hint="eastAsia"/>
+        </w:rPr>
         <w:t>(</w:t>
       </w:r>
-      <w:proofErr w:type="spellStart"/>
-      <w:r>
-        <w:t>retryTime</w:t>
-      </w:r>
-      <w:proofErr w:type="spellEnd"/>
-      <w:r>
-        <w:t>*50L);</w:t>
+      <w:r>
+        <w:rPr>
+          <w:rFonts w:hint="eastAsia"/>
+        </w:rPr>
+        <w:t>可搭配</w:t>
+      </w:r>
+      <w:r>
+        <w:rPr>
+          <w:rFonts w:hint="eastAsia"/>
+        </w:rPr>
+        <w:t>同檔名</w:t>
+      </w:r>
+      <w:r>
+        <w:rPr>
+          <w:rFonts w:hint="eastAsia"/>
+        </w:rPr>
+        <w:t>excel</w:t>
+      </w:r>
+      <w:r>
+        <w:rPr>
+          <w:rFonts w:hint="eastAsia"/>
+        </w:rPr>
+        <w:t>觀看</w:t>
+      </w:r>
+      <w:r>
+        <w:rPr>
+          <w:rFonts w:hint="eastAsia"/>
+        </w:rPr>
+        <w:t>)</w:t>
+      </w:r>
+      <w:r>
+        <w:rPr>
+          <w:rFonts w:hint="eastAsia"/>
+        </w:rPr>
+        <w:t>：</w:t>
+      </w:r>
+    </w:p>
+    <w:p>
+      <w:r>
+        <w:rPr>
+          <w:rFonts w:hint="eastAsia"/>
+        </w:rPr>
+        <w:t>根據測試的結果，可以看出在</w:t>
+      </w:r>
+      <w:r>
+        <w:rPr>
+          <w:rFonts w:hint="eastAsia"/>
+        </w:rPr>
+        <w:t>request50</w:t>
+      </w:r>
+      <w:r>
+        <w:rPr>
+          <w:rFonts w:hint="eastAsia"/>
+        </w:rPr>
+        <w:t>和</w:t>
+      </w:r>
+      <w:r>
+        <w:rPr>
+          <w:rFonts w:hint="eastAsia"/>
+        </w:rPr>
+        <w:t>request100</w:t>
+      </w:r>
+      <w:r>
+        <w:rPr>
+          <w:rFonts w:hint="eastAsia"/>
+        </w:rPr>
+        <w:t>的條件下</w:t>
+      </w:r>
+      <w:r>
+        <w:t>c</w:t>
+      </w:r>
+      <w:r>
+        <w:rPr>
+          <w:rFonts w:hint="eastAsia"/>
+        </w:rPr>
+        <w:t>onflict</w:t>
+      </w:r>
+      <w:r>
+        <w:rPr>
+          <w:rFonts w:hint="eastAsia"/>
+        </w:rPr>
+        <w:t>的比例相差不多，平均都在</w:t>
+      </w:r>
+      <w:r>
+        <w:rPr>
+          <w:rFonts w:hint="eastAsia"/>
+        </w:rPr>
+        <w:t>0%~1%</w:t>
+      </w:r>
+      <w:r>
+        <w:rPr>
+          <w:rFonts w:hint="eastAsia"/>
+        </w:rPr>
+        <w:t>之間，但在</w:t>
+      </w:r>
+      <w:r>
+        <w:rPr>
+          <w:rFonts w:hint="eastAsia"/>
+        </w:rPr>
+        <w:t>request500</w:t>
+      </w:r>
+      <w:r>
+        <w:rPr>
+          <w:rFonts w:hint="eastAsia"/>
+        </w:rPr>
+        <w:t>的條件則有顯示單純線性</w:t>
+      </w:r>
+      <w:r>
+        <w:rPr>
+          <w:rFonts w:hint="eastAsia"/>
+        </w:rPr>
+        <w:t>backoff</w:t>
+      </w:r>
+      <w:r>
+        <w:rPr>
+          <w:rFonts w:hint="eastAsia"/>
+        </w:rPr>
+        <w:t>的</w:t>
+      </w:r>
+      <w:r>
+        <w:rPr>
+          <w:rFonts w:hint="eastAsia"/>
+        </w:rPr>
+        <w:t>conflict</w:t>
+      </w:r>
+      <w:r>
+        <w:rPr>
+          <w:rFonts w:hint="eastAsia"/>
+        </w:rPr>
+        <w:t>平均比例變成</w:t>
+      </w:r>
+      <w:r>
+        <w:rPr>
+          <w:rFonts w:hint="eastAsia"/>
+        </w:rPr>
+        <w:t>10%</w:t>
+      </w:r>
+      <w:r>
+        <w:rPr>
+          <w:rFonts w:hint="eastAsia"/>
+        </w:rPr>
+        <w:t>，而線性</w:t>
+      </w:r>
+      <w:r>
+        <w:rPr>
+          <w:rFonts w:hint="eastAsia"/>
+        </w:rPr>
+        <w:t>backoff+jitter</w:t>
+      </w:r>
+      <w:r>
+        <w:rPr>
+          <w:rFonts w:hint="eastAsia"/>
+        </w:rPr>
+        <w:t>的方式平均只有</w:t>
+      </w:r>
+      <w:r>
+        <w:rPr>
+          <w:rFonts w:hint="eastAsia"/>
+        </w:rPr>
+        <w:t>6%</w:t>
+      </w:r>
+      <w:r>
+        <w:rPr>
+          <w:rFonts w:hint="eastAsia"/>
+        </w:rPr>
+        <w:t>，因此我認為和我預設的結論相同，也就是越高的</w:t>
+      </w:r>
+      <w:r>
+        <w:t>r</w:t>
+      </w:r>
+      <w:r>
+        <w:rPr>
+          <w:rFonts w:hint="eastAsia"/>
+        </w:rPr>
+        <w:t>equest</w:t>
+      </w:r>
+      <w:r>
+        <w:rPr>
+          <w:rFonts w:hint="eastAsia"/>
+        </w:rPr>
+        <w:t>，對於線性</w:t>
+      </w:r>
+      <w:r>
+        <w:t>b</w:t>
+      </w:r>
+      <w:r>
+        <w:rPr>
+          <w:rFonts w:hint="eastAsia"/>
+        </w:rPr>
+        <w:t>ackoff+jitter</w:t>
+      </w:r>
+      <w:r>
+        <w:rPr>
+          <w:rFonts w:hint="eastAsia"/>
+        </w:rPr>
+        <w:t>方法，能夠顯著降低</w:t>
+      </w:r>
+      <w:r>
+        <w:t>c</w:t>
+      </w:r>
+      <w:r>
+        <w:rPr>
+          <w:rFonts w:hint="eastAsia"/>
+        </w:rPr>
+        <w:t>onflict</w:t>
+      </w:r>
+      <w:r>
+        <w:rPr>
+          <w:rFonts w:hint="eastAsia"/>
+        </w:rPr>
+        <w:t>的比例，</w:t>
+      </w:r>
+      <w:r>
+        <w:rPr>
+          <w:rFonts w:hint="eastAsia"/>
+        </w:rPr>
+        <w:t>但缺點在於其方法的</w:t>
+      </w:r>
+      <w:r>
+        <w:t>l</w:t>
+      </w:r>
+      <w:r>
+        <w:rPr>
+          <w:rFonts w:hint="eastAsia"/>
+        </w:rPr>
+        <w:t>atency</w:t>
+      </w:r>
+      <w:r>
+        <w:rPr>
+          <w:rFonts w:hint="eastAsia"/>
+        </w:rPr>
+        <w:t>會較</w:t>
+      </w:r>
+      <w:r>
+        <w:rPr>
+          <w:rFonts w:hint="eastAsia"/>
+        </w:rPr>
+        <w:t>單純的</w:t>
+      </w:r>
+      <w:r>
+        <w:rPr>
+          <w:rFonts w:hint="eastAsia"/>
+        </w:rPr>
+        <w:t>backoff</w:t>
+      </w:r>
+      <w:r>
+        <w:rPr>
+          <w:rFonts w:hint="eastAsia"/>
+        </w:rPr>
+        <w:t>高，</w:t>
+      </w:r>
+      <w:r>
+        <w:rPr>
+          <w:rFonts w:hint="eastAsia"/>
+        </w:rPr>
+        <w:t>推測</w:t>
+      </w:r>
+      <w:r>
+        <w:rPr>
+          <w:rFonts w:hint="eastAsia"/>
+        </w:rPr>
+        <w:t>應該可以</w:t>
+      </w:r>
+      <w:r>
+        <w:rPr>
+          <w:rFonts w:hint="eastAsia"/>
+        </w:rPr>
+        <w:t>根據</w:t>
+      </w:r>
+      <w:r>
+        <w:rPr>
+          <w:rFonts w:hint="eastAsia"/>
+        </w:rPr>
+        <w:t>request</w:t>
+      </w:r>
+      <w:r>
+        <w:rPr>
+          <w:rFonts w:hint="eastAsia"/>
+        </w:rPr>
+        <w:t>的數量</w:t>
+      </w:r>
+      <w:r>
+        <w:rPr>
+          <w:rFonts w:hint="eastAsia"/>
+        </w:rPr>
+        <w:t>適當</w:t>
+      </w:r>
+      <w:r>
+        <w:rPr>
+          <w:rFonts w:hint="eastAsia"/>
+        </w:rPr>
+        <w:t>調整線性</w:t>
+      </w:r>
+      <w:r>
+        <w:rPr>
+          <w:rFonts w:hint="eastAsia"/>
+        </w:rPr>
+        <w:t>backoff+jitter</w:t>
+      </w:r>
+      <w:r>
+        <w:rPr>
+          <w:rFonts w:hint="eastAsia"/>
+        </w:rPr>
+        <w:t>的參數來減少</w:t>
+      </w:r>
+      <w:r>
+        <w:rPr>
+          <w:rFonts w:hint="eastAsia"/>
+        </w:rPr>
+        <w:t>latency</w:t>
+      </w:r>
+      <w:r>
+        <w:rPr>
+          <w:rFonts w:hint="eastAsia"/>
+        </w:rPr>
+        <w:t>增加的問題。</w:t>
+      </w:r>
+    </w:p>
+    <w:p/>
+    <w:p/>
+    <w:p/>
+    <w:p>
+      <w:r>
+        <w:t>在固定</w:t>
+      </w:r>
+      <w:r>
+        <w:t xml:space="preserve"> Thread.sleep(retryTime * 50L) </w:t>
+      </w:r>
+      <w:r>
+        <w:t>條件下，部分輪次出現較高的</w:t>
+      </w:r>
+      <w:r>
+        <w:t xml:space="preserve"> CONFLICT_TRY_AGAIN</w:t>
+      </w:r>
+      <w:r>
+        <w:t>，顯示線性</w:t>
+      </w:r>
+      <w:r>
+        <w:rPr>
+          <w:rFonts w:hint="eastAsia"/>
+        </w:rPr>
+        <w:t>backoff</w:t>
+      </w:r>
+      <w:r>
+        <w:t>在高競爭情境下穩定性不足。另有個別測試輪次出現異常低成功數，疑似受測試環境或資料狀態影響，因此保留原始紀錄，但不單獨據此下結論，</w:t>
+      </w:r>
+      <w:r>
+        <w:rPr>
+          <w:rFonts w:hint="eastAsia"/>
+        </w:rPr>
+        <w:t>仍需</w:t>
+      </w:r>
+      <w:r>
+        <w:t>以多輪重測的平均值作為比較基準。</w:t>
+      </w:r>
+    </w:p>
+    <w:p>
+      <w:r>
+        <w:rPr>
+          <w:rFonts w:hint="eastAsia"/>
+        </w:rPr>
+        <w:lastRenderedPageBreak/>
+        <w:t>異常數據保留</w:t>
+      </w:r>
+    </w:p>
+    <w:p>
+      <w:r>
+        <w:rPr>
+          <w:noProof/>
+        </w:rPr>
+        <w:drawing>
+          <wp:inline distT="0" distB="0" distL="0" distR="0" wp14:anchorId="16ADF374" wp14:editId="2A6166E2">
+            <wp:extent cx="3591426" cy="743054"/>
+            <wp:effectExtent l="0" t="0" r="0" b="0"/>
+            <wp:docPr id="828292989" name="圖片 1"/>
+            <wp:cNvGraphicFramePr>
+              <a:graphicFrameLocks xmlns:a="http://schemas.openxmlformats.org/drawingml/2006/main" noChangeAspect="1"/>
+            </wp:cNvGraphicFramePr>
+            <a:graphic xmlns:a="http://schemas.openxmlformats.org/drawingml/2006/main">
+              <a:graphicData uri="http://schemas.openxmlformats.org/drawingml/2006/picture">
+                <pic:pic xmlns:pic="http://schemas.openxmlformats.org/drawingml/2006/picture">
+                  <pic:nvPicPr>
+                    <pic:cNvPr id="828292989" name=""/>
+                    <pic:cNvPicPr/>
+                  </pic:nvPicPr>
+                  <pic:blipFill>
+                    <a:blip r:embed="rId8"/>
+                    <a:stretch>
+                      <a:fillRect/>
+                    </a:stretch>
+                  </pic:blipFill>
+                  <pic:spPr>
+                    <a:xfrm>
+                      <a:off x="0" y="0"/>
+                      <a:ext cx="3591426" cy="743054"/>
+                    </a:xfrm>
+                    <a:prstGeom prst="rect">
+                      <a:avLst/>
+                    </a:prstGeom>
+                  </pic:spPr>
+                </pic:pic>
+              </a:graphicData>
+            </a:graphic>
+          </wp:inline>
+        </w:drawing>
+      </w:r>
+    </w:p>
+    <w:p>
+      <w:r>
+        <w:rPr>
+          <w:noProof/>
+        </w:rPr>
+        <w:drawing>
+          <wp:inline distT="0" distB="0" distL="0" distR="0" wp14:anchorId="75B4B95A" wp14:editId="313795F3">
+            <wp:extent cx="5274310" cy="549275"/>
+            <wp:effectExtent l="0" t="0" r="2540" b="3175"/>
+            <wp:docPr id="2094556913" name="圖片 1"/>
+            <wp:cNvGraphicFramePr>
+              <a:graphicFrameLocks xmlns:a="http://schemas.openxmlformats.org/drawingml/2006/main" noChangeAspect="1"/>
+            </wp:cNvGraphicFramePr>
+            <a:graphic xmlns:a="http://schemas.openxmlformats.org/drawingml/2006/main">
+              <a:graphicData uri="http://schemas.openxmlformats.org/drawingml/2006/picture">
+                <pic:pic xmlns:pic="http://schemas.openxmlformats.org/drawingml/2006/picture">
+                  <pic:nvPicPr>
+                    <pic:cNvPr id="2094556913" name=""/>
+                    <pic:cNvPicPr/>
+                  </pic:nvPicPr>
+                  <pic:blipFill>
+                    <a:blip r:embed="rId9"/>
+                    <a:stretch>
+                      <a:fillRect/>
+                    </a:stretch>
+                  </pic:blipFill>
+                  <pic:spPr>
+                    <a:xfrm>
+                      <a:off x="0" y="0"/>
+                      <a:ext cx="5274310" cy="549275"/>
+                    </a:xfrm>
+                    <a:prstGeom prst="rect">
+                      <a:avLst/>
+                    </a:prstGeom>
+                  </pic:spPr>
+                </pic:pic>
+              </a:graphicData>
+            </a:graphic>
+          </wp:inline>
+        </w:drawing>
+      </w:r>
+    </w:p>
+    <w:p>
+      <w:r>
+        <w:rPr>
+          <w:rFonts w:hint="eastAsia"/>
+        </w:rPr>
+        <w:t>測試結果：</w:t>
+      </w:r>
+    </w:p>
+    <w:p>
+      <w:r>
+        <w:t>Thread.sleep(retryTime*50L);</w:t>
       </w:r>
       <w:r>
         <w:rPr>
@@ -96,11 +907,6 @@
       </w:r>
     </w:p>
     <w:p>
-      <w:pPr>
-        <w:rPr>
-          <w:rFonts w:hint="eastAsia"/>
-        </w:rPr>
-      </w:pPr>
       <w:r>
         <w:rPr>
           <w:rFonts w:hint="eastAsia"/>
@@ -109,12 +915,10 @@
       </w:r>
     </w:p>
     <w:p>
-      <w:pPr>
-        <w:rPr>
-          <w:rFonts w:hint="eastAsia"/>
-        </w:rPr>
-      </w:pPr>
-      <w:r>
+      <w:r>
+        <w:rPr>
+          <w:noProof/>
+        </w:rPr>
         <w:drawing>
           <wp:inline distT="0" distB="0" distL="0" distR="0" wp14:anchorId="07740864" wp14:editId="5A8A809A">
             <wp:extent cx="5274310" cy="556895"/>
@@ -131,7 +935,7 @@
                     <pic:cNvPicPr/>
                   </pic:nvPicPr>
                   <pic:blipFill>
-                    <a:blip r:embed="rId5"/>
+                    <a:blip r:embed="rId10"/>
                     <a:stretch>
                       <a:fillRect/>
                     </a:stretch>
@@ -161,12 +965,10 @@
       </w:r>
     </w:p>
     <w:p>
-      <w:pPr>
-        <w:rPr>
-          <w:rFonts w:hint="eastAsia"/>
-        </w:rPr>
-      </w:pPr>
-      <w:r>
+      <w:r>
+        <w:rPr>
+          <w:noProof/>
+        </w:rPr>
         <w:drawing>
           <wp:inline distT="0" distB="0" distL="0" distR="0" wp14:anchorId="4847B3E5" wp14:editId="247E8AFF">
             <wp:extent cx="5274310" cy="708660"/>
@@ -183,7 +985,7 @@
                     <pic:cNvPicPr/>
                   </pic:nvPicPr>
                   <pic:blipFill>
-                    <a:blip r:embed="rId6"/>
+                    <a:blip r:embed="rId11"/>
                     <a:stretch>
                       <a:fillRect/>
                     </a:stretch>
@@ -205,12 +1007,10 @@
       </w:r>
     </w:p>
     <w:p>
-      <w:pPr>
-        <w:rPr>
-          <w:rFonts w:hint="eastAsia"/>
-        </w:rPr>
-      </w:pPr>
-      <w:r>
+      <w:r>
+        <w:rPr>
+          <w:noProof/>
+        </w:rPr>
         <w:drawing>
           <wp:inline distT="0" distB="0" distL="0" distR="0" wp14:anchorId="2107E303" wp14:editId="033DB383">
             <wp:extent cx="5274310" cy="573405"/>
@@ -227,7 +1027,7 @@
                     <pic:cNvPicPr/>
                   </pic:nvPicPr>
                   <pic:blipFill>
-                    <a:blip r:embed="rId7"/>
+                    <a:blip r:embed="rId12"/>
                     <a:stretch>
                       <a:fillRect/>
                     </a:stretch>
@@ -258,6 +1058,9 @@
     </w:p>
     <w:p>
       <w:r>
+        <w:rPr>
+          <w:noProof/>
+        </w:rPr>
         <w:drawing>
           <wp:inline distT="0" distB="0" distL="0" distR="0" wp14:anchorId="18FF5F33" wp14:editId="12F3F829">
             <wp:extent cx="5274310" cy="734695"/>
@@ -274,7 +1077,7 @@
                     <pic:cNvPicPr/>
                   </pic:nvPicPr>
                   <pic:blipFill>
-                    <a:blip r:embed="rId8"/>
+                    <a:blip r:embed="rId13"/>
                     <a:stretch>
                       <a:fillRect/>
                     </a:stretch>
@@ -296,12 +1099,10 @@
       </w:r>
     </w:p>
     <w:p>
-      <w:pPr>
-        <w:rPr>
-          <w:rFonts w:hint="eastAsia"/>
-        </w:rPr>
-      </w:pPr>
-      <w:r>
+      <w:r>
+        <w:rPr>
+          <w:noProof/>
+        </w:rPr>
         <w:drawing>
           <wp:inline distT="0" distB="0" distL="0" distR="0" wp14:anchorId="662692E7" wp14:editId="7933B7A6">
             <wp:extent cx="5274310" cy="543560"/>
@@ -318,7 +1119,7 @@
                     <pic:cNvPicPr/>
                   </pic:nvPicPr>
                   <pic:blipFill>
-                    <a:blip r:embed="rId9"/>
+                    <a:blip r:embed="rId14"/>
                     <a:stretch>
                       <a:fillRect/>
                     </a:stretch>
@@ -349,6 +1150,10 @@
     </w:p>
     <w:p>
       <w:r>
+        <w:rPr>
+          <w:noProof/>
+        </w:rPr>
+        <w:lastRenderedPageBreak/>
         <w:drawing>
           <wp:inline distT="0" distB="0" distL="0" distR="0" wp14:anchorId="1620373B" wp14:editId="13C239F9">
             <wp:extent cx="5274310" cy="672465"/>
@@ -365,7 +1170,7 @@
                     <pic:cNvPicPr/>
                   </pic:nvPicPr>
                   <pic:blipFill>
-                    <a:blip r:embed="rId10"/>
+                    <a:blip r:embed="rId15"/>
                     <a:stretch>
                       <a:fillRect/>
                     </a:stretch>
@@ -387,12 +1192,10 @@
       </w:r>
     </w:p>
     <w:p>
-      <w:pPr>
-        <w:rPr>
-          <w:rFonts w:hint="eastAsia"/>
-        </w:rPr>
-      </w:pPr>
-      <w:r>
+      <w:r>
+        <w:rPr>
+          <w:noProof/>
+        </w:rPr>
         <w:drawing>
           <wp:inline distT="0" distB="0" distL="0" distR="0" wp14:anchorId="05CD1436" wp14:editId="171F3229">
             <wp:extent cx="5274310" cy="537845"/>
@@ -409,7 +1212,7 @@
                     <pic:cNvPicPr/>
                   </pic:nvPicPr>
                   <pic:blipFill>
-                    <a:blip r:embed="rId11"/>
+                    <a:blip r:embed="rId16"/>
                     <a:stretch>
                       <a:fillRect/>
                     </a:stretch>
@@ -440,7 +1243,9 @@
     </w:p>
     <w:p>
       <w:r>
-        <w:lastRenderedPageBreak/>
+        <w:rPr>
+          <w:noProof/>
+        </w:rPr>
         <w:drawing>
           <wp:inline distT="0" distB="0" distL="0" distR="0" wp14:anchorId="32659DF8" wp14:editId="696626AF">
             <wp:extent cx="5274310" cy="734695"/>
@@ -457,7 +1262,7 @@
                     <pic:cNvPicPr/>
                   </pic:nvPicPr>
                   <pic:blipFill>
-                    <a:blip r:embed="rId8"/>
+                    <a:blip r:embed="rId13"/>
                     <a:stretch>
                       <a:fillRect/>
                     </a:stretch>
@@ -479,12 +1284,10 @@
       </w:r>
     </w:p>
     <w:p>
-      <w:pPr>
-        <w:rPr>
-          <w:rFonts w:hint="eastAsia"/>
-        </w:rPr>
-      </w:pPr>
-      <w:r>
+      <w:r>
+        <w:rPr>
+          <w:noProof/>
+        </w:rPr>
         <w:drawing>
           <wp:inline distT="0" distB="0" distL="0" distR="0" wp14:anchorId="5CDB5969" wp14:editId="3C7BF5E9">
             <wp:extent cx="5274310" cy="537845"/>
@@ -501,7 +1304,7 @@
                     <pic:cNvPicPr/>
                   </pic:nvPicPr>
                   <pic:blipFill>
-                    <a:blip r:embed="rId12"/>
+                    <a:blip r:embed="rId17"/>
                     <a:stretch>
                       <a:fillRect/>
                     </a:stretch>
@@ -543,6 +1346,9 @@
     </w:p>
     <w:p>
       <w:r>
+        <w:rPr>
+          <w:noProof/>
+        </w:rPr>
         <w:drawing>
           <wp:inline distT="0" distB="0" distL="0" distR="0" wp14:anchorId="1B0E54AE" wp14:editId="01AA5178">
             <wp:extent cx="5274310" cy="690880"/>
@@ -559,7 +1365,7 @@
                     <pic:cNvPicPr/>
                   </pic:nvPicPr>
                   <pic:blipFill>
-                    <a:blip r:embed="rId13"/>
+                    <a:blip r:embed="rId18"/>
                     <a:stretch>
                       <a:fillRect/>
                     </a:stretch>
@@ -582,6 +1388,9 @@
     </w:p>
     <w:p>
       <w:r>
+        <w:rPr>
+          <w:noProof/>
+        </w:rPr>
         <w:drawing>
           <wp:inline distT="0" distB="0" distL="0" distR="0" wp14:anchorId="7C4A4263" wp14:editId="5015FD9D">
             <wp:extent cx="5274310" cy="541020"/>
@@ -598,7 +1407,7 @@
                     <pic:cNvPicPr/>
                   </pic:nvPicPr>
                   <pic:blipFill>
-                    <a:blip r:embed="rId14"/>
+                    <a:blip r:embed="rId19"/>
                     <a:stretch>
                       <a:fillRect/>
                     </a:stretch>
@@ -619,37 +1428,10 @@
         </w:drawing>
       </w:r>
     </w:p>
-    <w:p>
-      <w:pPr>
-        <w:rPr>
-          <w:rFonts w:hint="eastAsia"/>
-        </w:rPr>
-      </w:pPr>
-    </w:p>
-    <w:p>
-      <w:proofErr w:type="spellStart"/>
-      <w:r>
-        <w:t>baseDelay</w:t>
-      </w:r>
-      <w:proofErr w:type="spellEnd"/>
-      <w:r>
-        <w:t xml:space="preserve"> + </w:t>
-      </w:r>
-      <w:proofErr w:type="spellStart"/>
-      <w:r>
-        <w:t>retryTime</w:t>
-      </w:r>
-      <w:proofErr w:type="spellEnd"/>
-      <w:r>
-        <w:t xml:space="preserve"> * </w:t>
-      </w:r>
-      <w:proofErr w:type="spellStart"/>
-      <w:r>
-        <w:t>stepDelay</w:t>
-      </w:r>
-      <w:proofErr w:type="spellEnd"/>
-      <w:r>
-        <w:t xml:space="preserve"> + jitter</w:t>
+    <w:p/>
+    <w:p>
+      <w:r>
+        <w:t>baseDelay + retryTime * stepDelay + jitter</w:t>
       </w:r>
       <w:r>
         <w:rPr>
@@ -671,11 +1453,6 @@
       </w:r>
     </w:p>
     <w:p>
-      <w:pPr>
-        <w:rPr>
-          <w:rFonts w:hint="eastAsia"/>
-        </w:rPr>
-      </w:pPr>
       <w:r>
         <w:rPr>
           <w:rFonts w:hint="eastAsia"/>
@@ -685,6 +1462,9 @@
     </w:p>
     <w:p>
       <w:r>
+        <w:rPr>
+          <w:noProof/>
+        </w:rPr>
         <w:drawing>
           <wp:inline distT="0" distB="0" distL="0" distR="0" wp14:anchorId="45BE466A" wp14:editId="5E25A4A3">
             <wp:extent cx="5274310" cy="545465"/>
@@ -701,7 +1481,7 @@
                     <pic:cNvPicPr/>
                   </pic:nvPicPr>
                   <pic:blipFill>
-                    <a:blip r:embed="rId15"/>
+                    <a:blip r:embed="rId20"/>
                     <a:stretch>
                       <a:fillRect/>
                     </a:stretch>
@@ -744,6 +1524,7 @@
         <w:rPr>
           <w:noProof/>
         </w:rPr>
+        <w:lastRenderedPageBreak/>
         <w:drawing>
           <wp:inline distT="0" distB="0" distL="0" distR="0" wp14:anchorId="47637E0F" wp14:editId="4EE7E4AF">
             <wp:extent cx="5239481" cy="714475"/>
@@ -760,7 +1541,7 @@
                     <pic:cNvPicPr/>
                   </pic:nvPicPr>
                   <pic:blipFill>
-                    <a:blip r:embed="rId16"/>
+                    <a:blip r:embed="rId21"/>
                     <a:stretch>
                       <a:fillRect/>
                     </a:stretch>
@@ -784,7 +1565,6 @@
     <w:p>
       <w:pPr>
         <w:rPr>
-          <w:rFonts w:hint="eastAsia"/>
           <w:noProof/>
         </w:rPr>
       </w:pPr>
@@ -808,7 +1588,7 @@
                     <pic:cNvPicPr/>
                   </pic:nvPicPr>
                   <pic:blipFill>
-                    <a:blip r:embed="rId17"/>
+                    <a:blip r:embed="rId22"/>
                     <a:stretch>
                       <a:fillRect/>
                     </a:stretch>
@@ -839,7 +1619,9 @@
     </w:p>
     <w:p>
       <w:r>
-        <w:lastRenderedPageBreak/>
+        <w:rPr>
+          <w:noProof/>
+        </w:rPr>
         <w:drawing>
           <wp:inline distT="0" distB="0" distL="0" distR="0" wp14:anchorId="5A861445" wp14:editId="64C48AC8">
             <wp:extent cx="5239481" cy="619211"/>
@@ -856,7 +1638,7 @@
                     <pic:cNvPicPr/>
                   </pic:nvPicPr>
                   <pic:blipFill>
-                    <a:blip r:embed="rId18"/>
+                    <a:blip r:embed="rId23"/>
                     <a:stretch>
                       <a:fillRect/>
                     </a:stretch>
@@ -878,12 +1660,10 @@
       </w:r>
     </w:p>
     <w:p>
-      <w:pPr>
-        <w:rPr>
-          <w:rFonts w:hint="eastAsia"/>
-        </w:rPr>
-      </w:pPr>
-      <w:r>
+      <w:r>
+        <w:rPr>
+          <w:noProof/>
+        </w:rPr>
         <w:drawing>
           <wp:inline distT="0" distB="0" distL="0" distR="0" wp14:anchorId="22C352E3" wp14:editId="6969114E">
             <wp:extent cx="5274310" cy="551815"/>
@@ -900,7 +1680,7 @@
                     <pic:cNvPicPr/>
                   </pic:nvPicPr>
                   <pic:blipFill>
-                    <a:blip r:embed="rId19"/>
+                    <a:blip r:embed="rId24"/>
                     <a:stretch>
                       <a:fillRect/>
                     </a:stretch>
@@ -931,6 +1711,9 @@
     </w:p>
     <w:p>
       <w:r>
+        <w:rPr>
+          <w:noProof/>
+        </w:rPr>
         <w:drawing>
           <wp:inline distT="0" distB="0" distL="0" distR="0" wp14:anchorId="1DF2CC6C" wp14:editId="0A4163D9">
             <wp:extent cx="5274310" cy="662940"/>
@@ -947,7 +1730,7 @@
                     <pic:cNvPicPr/>
                   </pic:nvPicPr>
                   <pic:blipFill>
-                    <a:blip r:embed="rId20"/>
+                    <a:blip r:embed="rId25"/>
                     <a:stretch>
                       <a:fillRect/>
                     </a:stretch>
@@ -969,12 +1752,10 @@
       </w:r>
     </w:p>
     <w:p>
-      <w:pPr>
-        <w:rPr>
-          <w:rFonts w:hint="eastAsia"/>
-        </w:rPr>
-      </w:pPr>
-      <w:r>
+      <w:r>
+        <w:rPr>
+          <w:noProof/>
+        </w:rPr>
         <w:drawing>
           <wp:inline distT="0" distB="0" distL="0" distR="0" wp14:anchorId="5A7E9C17" wp14:editId="41ADA810">
             <wp:extent cx="5274310" cy="528320"/>
@@ -991,7 +1772,7 @@
                     <pic:cNvPicPr/>
                   </pic:nvPicPr>
                   <pic:blipFill>
-                    <a:blip r:embed="rId21"/>
+                    <a:blip r:embed="rId26"/>
                     <a:stretch>
                       <a:fillRect/>
                     </a:stretch>
@@ -1022,6 +1803,9 @@
     </w:p>
     <w:p>
       <w:r>
+        <w:rPr>
+          <w:noProof/>
+        </w:rPr>
         <w:drawing>
           <wp:inline distT="0" distB="0" distL="0" distR="0" wp14:anchorId="10B53186" wp14:editId="35DA4C45">
             <wp:extent cx="5274310" cy="730250"/>
@@ -1038,7 +1822,7 @@
                     <pic:cNvPicPr/>
                   </pic:nvPicPr>
                   <pic:blipFill>
-                    <a:blip r:embed="rId22"/>
+                    <a:blip r:embed="rId27"/>
                     <a:stretch>
                       <a:fillRect/>
                     </a:stretch>
@@ -1060,12 +1844,10 @@
       </w:r>
     </w:p>
     <w:p>
-      <w:pPr>
-        <w:rPr>
-          <w:rFonts w:hint="eastAsia"/>
-        </w:rPr>
-      </w:pPr>
-      <w:r>
+      <w:r>
+        <w:rPr>
+          <w:noProof/>
+        </w:rPr>
         <w:drawing>
           <wp:inline distT="0" distB="0" distL="0" distR="0" wp14:anchorId="371EC55F" wp14:editId="2A7B2CF0">
             <wp:extent cx="5274310" cy="531495"/>
@@ -1082,7 +1864,7 @@
                     <pic:cNvPicPr/>
                   </pic:nvPicPr>
                   <pic:blipFill>
-                    <a:blip r:embed="rId23"/>
+                    <a:blip r:embed="rId28"/>
                     <a:stretch>
                       <a:fillRect/>
                     </a:stretch>
@@ -1113,6 +1895,10 @@
     </w:p>
     <w:p>
       <w:r>
+        <w:rPr>
+          <w:noProof/>
+        </w:rPr>
+        <w:lastRenderedPageBreak/>
         <w:drawing>
           <wp:inline distT="0" distB="0" distL="0" distR="0" wp14:anchorId="1AAF03B0" wp14:editId="6BE64BF3">
             <wp:extent cx="5274310" cy="655955"/>
@@ -1129,7 +1915,7 @@
                     <pic:cNvPicPr/>
                   </pic:nvPicPr>
                   <pic:blipFill>
-                    <a:blip r:embed="rId24"/>
+                    <a:blip r:embed="rId29"/>
                     <a:stretch>
                       <a:fillRect/>
                     </a:stretch>
@@ -1151,12 +1937,10 @@
       </w:r>
     </w:p>
     <w:p>
-      <w:pPr>
-        <w:rPr>
-          <w:rFonts w:hint="eastAsia"/>
-        </w:rPr>
-      </w:pPr>
-      <w:r>
+      <w:r>
+        <w:rPr>
+          <w:noProof/>
+        </w:rPr>
         <w:drawing>
           <wp:inline distT="0" distB="0" distL="0" distR="0" wp14:anchorId="1CDBCED5" wp14:editId="4402ADD9">
             <wp:extent cx="5274310" cy="514985"/>
@@ -1173,7 +1957,7 @@
                     <pic:cNvPicPr/>
                   </pic:nvPicPr>
                   <pic:blipFill>
-                    <a:blip r:embed="rId25"/>
+                    <a:blip r:embed="rId30"/>
                     <a:stretch>
                       <a:fillRect/>
                     </a:stretch>
@@ -1195,44 +1979,14 @@
       </w:r>
     </w:p>
     <w:p>
-      <w:pPr>
-        <w:rPr>
-          <w:rFonts w:hint="eastAsia"/>
-        </w:rPr>
-      </w:pPr>
-      <w:proofErr w:type="spellStart"/>
-      <w:r>
-        <w:t>Thread.sleep</w:t>
-      </w:r>
-      <w:proofErr w:type="spellEnd"/>
-      <w:r>
-        <w:t>(</w:t>
-      </w:r>
-      <w:proofErr w:type="spellStart"/>
-      <w:r>
-        <w:t>retryTime</w:t>
-      </w:r>
-      <w:proofErr w:type="spellEnd"/>
-      <w:r>
-        <w:t>*50L);</w:t>
-      </w:r>
-      <w:r>
-        <w:rPr>
-          <w:rFonts w:hint="eastAsia"/>
-        </w:rPr>
-        <w:t xml:space="preserve">            </w:t>
-      </w:r>
-      <w:r>
-        <w:rPr>
-          <w:rFonts w:hint="eastAsia"/>
-        </w:rPr>
-        <w:t>10</w:t>
-      </w:r>
-      <w:r>
-        <w:rPr>
-          <w:rFonts w:hint="eastAsia"/>
-        </w:rPr>
-        <w:t>0</w:t>
+      <w:r>
+        <w:t>Thread.sleep(retryTime*50L);</w:t>
+      </w:r>
+      <w:r>
+        <w:rPr>
+          <w:rFonts w:hint="eastAsia"/>
+        </w:rPr>
+        <w:t xml:space="preserve">            100</w:t>
       </w:r>
       <w:r>
         <w:rPr>
@@ -1250,13 +2004,10 @@
       </w:r>
     </w:p>
     <w:p>
-      <w:pPr>
-        <w:rPr>
-          <w:rFonts w:hint="eastAsia"/>
-        </w:rPr>
-      </w:pPr>
-      <w:r>
-        <w:lastRenderedPageBreak/>
+      <w:r>
+        <w:rPr>
+          <w:noProof/>
+        </w:rPr>
         <w:drawing>
           <wp:inline distT="0" distB="0" distL="0" distR="0" wp14:anchorId="4EC91320" wp14:editId="68777AA5">
             <wp:extent cx="5274310" cy="508000"/>
@@ -1273,7 +2024,7 @@
                     <pic:cNvPicPr/>
                   </pic:nvPicPr>
                   <pic:blipFill>
-                    <a:blip r:embed="rId26"/>
+                    <a:blip r:embed="rId31"/>
                     <a:stretch>
                       <a:fillRect/>
                     </a:stretch>
@@ -1303,12 +2054,10 @@
       </w:r>
     </w:p>
     <w:p>
-      <w:pPr>
-        <w:rPr>
-          <w:rFonts w:hint="eastAsia"/>
-        </w:rPr>
-      </w:pPr>
-      <w:r>
+      <w:r>
+        <w:rPr>
+          <w:noProof/>
+        </w:rPr>
         <w:drawing>
           <wp:inline distT="0" distB="0" distL="0" distR="0" wp14:anchorId="50D111EA" wp14:editId="60D4E664">
             <wp:extent cx="5274310" cy="688975"/>
@@ -1325,7 +2074,7 @@
                     <pic:cNvPicPr/>
                   </pic:nvPicPr>
                   <pic:blipFill>
-                    <a:blip r:embed="rId27"/>
+                    <a:blip r:embed="rId32"/>
                     <a:stretch>
                       <a:fillRect/>
                     </a:stretch>
@@ -1347,12 +2096,10 @@
       </w:r>
     </w:p>
     <w:p>
-      <w:pPr>
-        <w:rPr>
-          <w:rFonts w:hint="eastAsia"/>
-        </w:rPr>
-      </w:pPr>
-      <w:r>
+      <w:r>
+        <w:rPr>
+          <w:noProof/>
+        </w:rPr>
         <w:drawing>
           <wp:inline distT="0" distB="0" distL="0" distR="0" wp14:anchorId="475BEE58" wp14:editId="1CDBF3AF">
             <wp:extent cx="5274310" cy="527050"/>
@@ -1369,7 +2116,7 @@
                     <pic:cNvPicPr/>
                   </pic:nvPicPr>
                   <pic:blipFill>
-                    <a:blip r:embed="rId28"/>
+                    <a:blip r:embed="rId33"/>
                     <a:stretch>
                       <a:fillRect/>
                     </a:stretch>
@@ -1435,7 +2182,7 @@
                     <pic:cNvPicPr/>
                   </pic:nvPicPr>
                   <pic:blipFill>
-                    <a:blip r:embed="rId29"/>
+                    <a:blip r:embed="rId34"/>
                     <a:stretch>
                       <a:fillRect/>
                     </a:stretch>
@@ -1458,6 +2205,9 @@
     </w:p>
     <w:p>
       <w:r>
+        <w:rPr>
+          <w:noProof/>
+        </w:rPr>
         <w:drawing>
           <wp:inline distT="0" distB="0" distL="0" distR="0" wp14:anchorId="053BC72D" wp14:editId="3CA3C5A6">
             <wp:extent cx="5274310" cy="528955"/>
@@ -1474,7 +2224,7 @@
                     <pic:cNvPicPr/>
                   </pic:nvPicPr>
                   <pic:blipFill>
-                    <a:blip r:embed="rId30"/>
+                    <a:blip r:embed="rId35"/>
                     <a:stretch>
                       <a:fillRect/>
                     </a:stretch>
@@ -1505,6 +2255,9 @@
     </w:p>
     <w:p>
       <w:r>
+        <w:rPr>
+          <w:noProof/>
+        </w:rPr>
         <w:drawing>
           <wp:inline distT="0" distB="0" distL="0" distR="0" wp14:anchorId="31D8E9D2" wp14:editId="16C04B2E">
             <wp:extent cx="5274310" cy="680085"/>
@@ -1521,7 +2274,7 @@
                     <pic:cNvPicPr/>
                   </pic:nvPicPr>
                   <pic:blipFill>
-                    <a:blip r:embed="rId31"/>
+                    <a:blip r:embed="rId36"/>
                     <a:stretch>
                       <a:fillRect/>
                     </a:stretch>
@@ -1543,12 +2296,11 @@
       </w:r>
     </w:p>
     <w:p>
-      <w:pPr>
-        <w:rPr>
-          <w:rFonts w:hint="eastAsia"/>
-        </w:rPr>
-      </w:pPr>
-      <w:r>
+      <w:r>
+        <w:rPr>
+          <w:noProof/>
+        </w:rPr>
+        <w:lastRenderedPageBreak/>
         <w:drawing>
           <wp:inline distT="0" distB="0" distL="0" distR="0" wp14:anchorId="153FF9BA" wp14:editId="4ACCE19C">
             <wp:extent cx="5274310" cy="544830"/>
@@ -1565,7 +2317,7 @@
                     <pic:cNvPicPr/>
                   </pic:nvPicPr>
                   <pic:blipFill>
-                    <a:blip r:embed="rId32"/>
+                    <a:blip r:embed="rId37"/>
                     <a:stretch>
                       <a:fillRect/>
                     </a:stretch>
@@ -1596,6 +2348,9 @@
     </w:p>
     <w:p>
       <w:r>
+        <w:rPr>
+          <w:noProof/>
+        </w:rPr>
         <w:drawing>
           <wp:inline distT="0" distB="0" distL="0" distR="0" wp14:anchorId="7C87E554" wp14:editId="5BB171C2">
             <wp:extent cx="5274310" cy="655955"/>
@@ -1612,7 +2367,7 @@
                     <pic:cNvPicPr/>
                   </pic:nvPicPr>
                   <pic:blipFill>
-                    <a:blip r:embed="rId33"/>
+                    <a:blip r:embed="rId38"/>
                     <a:stretch>
                       <a:fillRect/>
                     </a:stretch>
@@ -1634,12 +2389,10 @@
       </w:r>
     </w:p>
     <w:p>
-      <w:pPr>
-        <w:rPr>
-          <w:rFonts w:hint="eastAsia"/>
-        </w:rPr>
-      </w:pPr>
-      <w:r>
+      <w:r>
+        <w:rPr>
+          <w:noProof/>
+        </w:rPr>
         <w:drawing>
           <wp:inline distT="0" distB="0" distL="0" distR="0" wp14:anchorId="463277C7" wp14:editId="2C10CD6A">
             <wp:extent cx="5274310" cy="570230"/>
@@ -1656,7 +2409,7 @@
                     <pic:cNvPicPr/>
                   </pic:nvPicPr>
                   <pic:blipFill>
-                    <a:blip r:embed="rId34"/>
+                    <a:blip r:embed="rId39"/>
                     <a:stretch>
                       <a:fillRect/>
                     </a:stretch>
@@ -1682,12 +2435,14 @@
         <w:rPr>
           <w:rFonts w:hint="eastAsia"/>
         </w:rPr>
-        <w:lastRenderedPageBreak/>
         <w:t>5.</w:t>
       </w:r>
     </w:p>
     <w:p>
       <w:r>
+        <w:rPr>
+          <w:noProof/>
+        </w:rPr>
         <w:drawing>
           <wp:inline distT="0" distB="0" distL="0" distR="0" wp14:anchorId="53515CA9" wp14:editId="6053DA9A">
             <wp:extent cx="5274310" cy="663575"/>
@@ -1704,7 +2459,7 @@
                     <pic:cNvPicPr/>
                   </pic:nvPicPr>
                   <pic:blipFill>
-                    <a:blip r:embed="rId35"/>
+                    <a:blip r:embed="rId40"/>
                     <a:stretch>
                       <a:fillRect/>
                     </a:stretch>
@@ -1726,12 +2481,10 @@
       </w:r>
     </w:p>
     <w:p>
-      <w:pPr>
-        <w:rPr>
-          <w:rFonts w:hint="eastAsia"/>
-        </w:rPr>
-      </w:pPr>
-      <w:r>
+      <w:r>
+        <w:rPr>
+          <w:noProof/>
+        </w:rPr>
         <w:drawing>
           <wp:inline distT="0" distB="0" distL="0" distR="0" wp14:anchorId="72DE262B" wp14:editId="539536EC">
             <wp:extent cx="5274310" cy="577850"/>
@@ -1748,7 +2501,7 @@
                     <pic:cNvPicPr/>
                   </pic:nvPicPr>
                   <pic:blipFill>
-                    <a:blip r:embed="rId36"/>
+                    <a:blip r:embed="rId41"/>
                     <a:stretch>
                       <a:fillRect/>
                     </a:stretch>
@@ -1769,42 +2522,10 @@
         </w:drawing>
       </w:r>
     </w:p>
-    <w:p>
-      <w:pPr>
-        <w:rPr>
-          <w:rFonts w:hint="eastAsia"/>
-        </w:rPr>
-      </w:pPr>
-    </w:p>
-    <w:p>
-      <w:pPr>
-        <w:rPr>
-          <w:rFonts w:hint="eastAsia"/>
-        </w:rPr>
-      </w:pPr>
-      <w:proofErr w:type="spellStart"/>
-      <w:r>
-        <w:t>baseDelay</w:t>
-      </w:r>
-      <w:proofErr w:type="spellEnd"/>
-      <w:r>
-        <w:t xml:space="preserve"> + </w:t>
-      </w:r>
-      <w:proofErr w:type="spellStart"/>
-      <w:r>
-        <w:t>retryTime</w:t>
-      </w:r>
-      <w:proofErr w:type="spellEnd"/>
-      <w:r>
-        <w:t xml:space="preserve"> * </w:t>
-      </w:r>
-      <w:proofErr w:type="spellStart"/>
-      <w:r>
-        <w:t>stepDelay</w:t>
-      </w:r>
-      <w:proofErr w:type="spellEnd"/>
-      <w:r>
-        <w:t xml:space="preserve"> + jitter</w:t>
+    <w:p/>
+    <w:p>
+      <w:r>
+        <w:t>baseDelay + retryTime * stepDelay + jitter</w:t>
       </w:r>
       <w:r>
         <w:rPr>
@@ -1841,6 +2562,9 @@
     </w:p>
     <w:p>
       <w:r>
+        <w:rPr>
+          <w:noProof/>
+        </w:rPr>
         <w:drawing>
           <wp:inline distT="0" distB="0" distL="0" distR="0" wp14:anchorId="056C7DE8" wp14:editId="78B4F848">
             <wp:extent cx="5274310" cy="508635"/>
@@ -1857,7 +2581,7 @@
                     <pic:cNvPicPr/>
                   </pic:nvPicPr>
                   <pic:blipFill>
-                    <a:blip r:embed="rId37"/>
+                    <a:blip r:embed="rId42"/>
                     <a:stretch>
                       <a:fillRect/>
                     </a:stretch>
@@ -1897,30 +2621,30 @@
           <w:noProof/>
         </w:rPr>
         <w:drawing>
-          <wp:inline distT="0" distB="0" distL="0" distR="0" wp14:anchorId="72C3BA07" wp14:editId="428DB9E6">
-            <wp:extent cx="5274310" cy="716915"/>
-            <wp:effectExtent l="0" t="0" r="2540" b="6985"/>
-            <wp:docPr id="2027102067" name="圖片 1"/>
-            <wp:cNvGraphicFramePr>
-              <a:graphicFrameLocks xmlns:a="http://schemas.openxmlformats.org/drawingml/2006/main" noChangeAspect="1"/>
-            </wp:cNvGraphicFramePr>
-            <a:graphic xmlns:a="http://schemas.openxmlformats.org/drawingml/2006/main">
-              <a:graphicData uri="http://schemas.openxmlformats.org/drawingml/2006/picture">
-                <pic:pic xmlns:pic="http://schemas.openxmlformats.org/drawingml/2006/picture">
-                  <pic:nvPicPr>
-                    <pic:cNvPr id="2027102067" name=""/>
-                    <pic:cNvPicPr/>
-                  </pic:nvPicPr>
-                  <pic:blipFill>
-                    <a:blip r:embed="rId38"/>
-                    <a:stretch>
-                      <a:fillRect/>
-                    </a:stretch>
-                  </pic:blipFill>
-                  <pic:spPr>
-                    <a:xfrm>
-                      <a:off x="0" y="0"/>
-                      <a:ext cx="5274310" cy="716915"/>
+          <wp:inline distT="0" distB="0" distL="0" distR="0" wp14:anchorId="6AD548FF" wp14:editId="135E4571">
+            <wp:extent cx="5268060" cy="743054"/>
+            <wp:effectExtent l="0" t="0" r="0" b="0"/>
+            <wp:docPr id="1471282179" name="圖片 1"/>
+            <wp:cNvGraphicFramePr>
+              <a:graphicFrameLocks xmlns:a="http://schemas.openxmlformats.org/drawingml/2006/main" noChangeAspect="1"/>
+            </wp:cNvGraphicFramePr>
+            <a:graphic xmlns:a="http://schemas.openxmlformats.org/drawingml/2006/main">
+              <a:graphicData uri="http://schemas.openxmlformats.org/drawingml/2006/picture">
+                <pic:pic xmlns:pic="http://schemas.openxmlformats.org/drawingml/2006/picture">
+                  <pic:nvPicPr>
+                    <pic:cNvPr id="446109636" name=""/>
+                    <pic:cNvPicPr/>
+                  </pic:nvPicPr>
+                  <pic:blipFill>
+                    <a:blip r:embed="rId43"/>
+                    <a:stretch>
+                      <a:fillRect/>
+                    </a:stretch>
+                  </pic:blipFill>
+                  <pic:spPr>
+                    <a:xfrm>
+                      <a:off x="0" y="0"/>
+                      <a:ext cx="5268060" cy="743054"/>
                     </a:xfrm>
                     <a:prstGeom prst="rect">
                       <a:avLst/>
@@ -1959,7 +2683,7 @@
                     <pic:cNvPicPr/>
                   </pic:nvPicPr>
                   <pic:blipFill>
-                    <a:blip r:embed="rId39"/>
+                    <a:blip r:embed="rId44"/>
                     <a:stretch>
                       <a:fillRect/>
                     </a:stretch>
@@ -1985,11 +2709,15 @@
         <w:rPr>
           <w:rFonts w:hint="eastAsia"/>
         </w:rPr>
+        <w:lastRenderedPageBreak/>
         <w:t>2.</w:t>
       </w:r>
     </w:p>
     <w:p>
       <w:r>
+        <w:rPr>
+          <w:noProof/>
+        </w:rPr>
         <w:drawing>
           <wp:inline distT="0" distB="0" distL="0" distR="0" wp14:anchorId="43E11D8E" wp14:editId="2E37B5BE">
             <wp:extent cx="5268060" cy="743054"/>
@@ -2006,7 +2734,7 @@
                     <pic:cNvPicPr/>
                   </pic:nvPicPr>
                   <pic:blipFill>
-                    <a:blip r:embed="rId40"/>
+                    <a:blip r:embed="rId43"/>
                     <a:stretch>
                       <a:fillRect/>
                     </a:stretch>
@@ -2029,6 +2757,9 @@
     </w:p>
     <w:p>
       <w:r>
+        <w:rPr>
+          <w:noProof/>
+        </w:rPr>
         <w:drawing>
           <wp:inline distT="0" distB="0" distL="0" distR="0" wp14:anchorId="0AE758C5" wp14:editId="1DEA17AF">
             <wp:extent cx="5274310" cy="546100"/>
@@ -2045,7 +2776,7 @@
                     <pic:cNvPicPr/>
                   </pic:nvPicPr>
                   <pic:blipFill>
-                    <a:blip r:embed="rId41"/>
+                    <a:blip r:embed="rId45"/>
                     <a:stretch>
                       <a:fillRect/>
                     </a:stretch>
@@ -2076,7 +2807,9 @@
     </w:p>
     <w:p>
       <w:r>
-        <w:lastRenderedPageBreak/>
+        <w:rPr>
+          <w:noProof/>
+        </w:rPr>
         <w:drawing>
           <wp:inline distT="0" distB="0" distL="0" distR="0" wp14:anchorId="39AC847C" wp14:editId="0BD8F556">
             <wp:extent cx="5274310" cy="721995"/>
@@ -2093,7 +2826,7 @@
                     <pic:cNvPicPr/>
                   </pic:nvPicPr>
                   <pic:blipFill>
-                    <a:blip r:embed="rId42"/>
+                    <a:blip r:embed="rId46"/>
                     <a:stretch>
                       <a:fillRect/>
                     </a:stretch>
@@ -2115,12 +2848,10 @@
       </w:r>
     </w:p>
     <w:p>
-      <w:pPr>
-        <w:rPr>
-          <w:rFonts w:hint="eastAsia"/>
-        </w:rPr>
-      </w:pPr>
-      <w:r>
+      <w:r>
+        <w:rPr>
+          <w:noProof/>
+        </w:rPr>
         <w:drawing>
           <wp:inline distT="0" distB="0" distL="0" distR="0" wp14:anchorId="55E6E4A2" wp14:editId="407BE488">
             <wp:extent cx="5274310" cy="539115"/>
@@ -2137,7 +2868,7 @@
                     <pic:cNvPicPr/>
                   </pic:nvPicPr>
                   <pic:blipFill>
-                    <a:blip r:embed="rId43"/>
+                    <a:blip r:embed="rId47"/>
                     <a:stretch>
                       <a:fillRect/>
                     </a:stretch>
@@ -2168,6 +2899,9 @@
     </w:p>
     <w:p>
       <w:r>
+        <w:rPr>
+          <w:noProof/>
+        </w:rPr>
         <w:drawing>
           <wp:inline distT="0" distB="0" distL="0" distR="0" wp14:anchorId="64480526" wp14:editId="69ADAA65">
             <wp:extent cx="5274310" cy="733425"/>
@@ -2184,7 +2918,7 @@
                     <pic:cNvPicPr/>
                   </pic:nvPicPr>
                   <pic:blipFill>
-                    <a:blip r:embed="rId44"/>
+                    <a:blip r:embed="rId48"/>
                     <a:stretch>
                       <a:fillRect/>
                     </a:stretch>
@@ -2206,12 +2940,10 @@
       </w:r>
     </w:p>
     <w:p>
-      <w:pPr>
-        <w:rPr>
-          <w:rFonts w:hint="eastAsia"/>
-        </w:rPr>
-      </w:pPr>
-      <w:r>
+      <w:r>
+        <w:rPr>
+          <w:noProof/>
+        </w:rPr>
         <w:drawing>
           <wp:inline distT="0" distB="0" distL="0" distR="0" wp14:anchorId="57794D0A" wp14:editId="7B0F09D7">
             <wp:extent cx="5274310" cy="534035"/>
@@ -2228,7 +2960,7 @@
                     <pic:cNvPicPr/>
                   </pic:nvPicPr>
                   <pic:blipFill>
-                    <a:blip r:embed="rId45"/>
+                    <a:blip r:embed="rId49"/>
                     <a:stretch>
                       <a:fillRect/>
                     </a:stretch>
@@ -2259,50 +2991,51 @@
     </w:p>
     <w:p>
       <w:r>
-        <w:drawing>
-          <wp:inline distT="0" distB="0" distL="0" distR="0" wp14:anchorId="471548D7" wp14:editId="169849D5">
-            <wp:extent cx="5268060" cy="704948"/>
-            <wp:effectExtent l="0" t="0" r="8890" b="0"/>
-            <wp:docPr id="1872514353" name="圖片 1"/>
-            <wp:cNvGraphicFramePr>
-              <a:graphicFrameLocks xmlns:a="http://schemas.openxmlformats.org/drawingml/2006/main" noChangeAspect="1"/>
-            </wp:cNvGraphicFramePr>
-            <a:graphic xmlns:a="http://schemas.openxmlformats.org/drawingml/2006/main">
-              <a:graphicData uri="http://schemas.openxmlformats.org/drawingml/2006/picture">
-                <pic:pic xmlns:pic="http://schemas.openxmlformats.org/drawingml/2006/picture">
-                  <pic:nvPicPr>
-                    <pic:cNvPr id="1872514353" name=""/>
-                    <pic:cNvPicPr/>
-                  </pic:nvPicPr>
-                  <pic:blipFill>
-                    <a:blip r:embed="rId46"/>
-                    <a:stretch>
-                      <a:fillRect/>
-                    </a:stretch>
-                  </pic:blipFill>
-                  <pic:spPr>
-                    <a:xfrm>
-                      <a:off x="0" y="0"/>
-                      <a:ext cx="5268060" cy="704948"/>
-                    </a:xfrm>
-                    <a:prstGeom prst="rect">
-                      <a:avLst/>
-                    </a:prstGeom>
-                  </pic:spPr>
-                </pic:pic>
-              </a:graphicData>
-            </a:graphic>
-          </wp:inline>
-        </w:drawing>
-      </w:r>
-    </w:p>
-    <w:p>
-      <w:pPr>
-        <w:rPr>
-          <w:rFonts w:hint="eastAsia"/>
-        </w:rPr>
-      </w:pPr>
-      <w:r>
+        <w:rPr>
+          <w:noProof/>
+        </w:rPr>
+        <w:drawing>
+          <wp:inline distT="0" distB="0" distL="0" distR="0" wp14:anchorId="6644978A" wp14:editId="50B8CF0C">
+            <wp:extent cx="5274310" cy="733425"/>
+            <wp:effectExtent l="0" t="0" r="2540" b="9525"/>
+            <wp:docPr id="336521864" name="圖片 1"/>
+            <wp:cNvGraphicFramePr>
+              <a:graphicFrameLocks xmlns:a="http://schemas.openxmlformats.org/drawingml/2006/main" noChangeAspect="1"/>
+            </wp:cNvGraphicFramePr>
+            <a:graphic xmlns:a="http://schemas.openxmlformats.org/drawingml/2006/main">
+              <a:graphicData uri="http://schemas.openxmlformats.org/drawingml/2006/picture">
+                <pic:pic xmlns:pic="http://schemas.openxmlformats.org/drawingml/2006/picture">
+                  <pic:nvPicPr>
+                    <pic:cNvPr id="73904541" name=""/>
+                    <pic:cNvPicPr/>
+                  </pic:nvPicPr>
+                  <pic:blipFill>
+                    <a:blip r:embed="rId48"/>
+                    <a:stretch>
+                      <a:fillRect/>
+                    </a:stretch>
+                  </pic:blipFill>
+                  <pic:spPr>
+                    <a:xfrm>
+                      <a:off x="0" y="0"/>
+                      <a:ext cx="5274310" cy="733425"/>
+                    </a:xfrm>
+                    <a:prstGeom prst="rect">
+                      <a:avLst/>
+                    </a:prstGeom>
+                  </pic:spPr>
+                </pic:pic>
+              </a:graphicData>
+            </a:graphic>
+          </wp:inline>
+        </w:drawing>
+      </w:r>
+    </w:p>
+    <w:p>
+      <w:r>
+        <w:rPr>
+          <w:noProof/>
+        </w:rPr>
         <w:drawing>
           <wp:inline distT="0" distB="0" distL="0" distR="0" wp14:anchorId="3ED102DB" wp14:editId="4AA7D817">
             <wp:extent cx="5274310" cy="531495"/>
@@ -2319,7 +3052,7 @@
                     <pic:cNvPicPr/>
                   </pic:nvPicPr>
                   <pic:blipFill>
-                    <a:blip r:embed="rId47"/>
+                    <a:blip r:embed="rId50"/>
                     <a:stretch>
                       <a:fillRect/>
                     </a:stretch>
@@ -2340,41 +3073,16 @@
         </w:drawing>
       </w:r>
     </w:p>
-    <w:p>
-      <w:pPr>
-        <w:rPr>
-          <w:rFonts w:hint="eastAsia"/>
-        </w:rPr>
-      </w:pPr>
-    </w:p>
-    <w:p>
-      <w:proofErr w:type="spellStart"/>
-      <w:r>
-        <w:t>Thread.sleep</w:t>
-      </w:r>
-      <w:proofErr w:type="spellEnd"/>
-      <w:r>
-        <w:t>(</w:t>
-      </w:r>
-      <w:proofErr w:type="spellStart"/>
-      <w:r>
-        <w:t>retryTime</w:t>
-      </w:r>
-      <w:proofErr w:type="spellEnd"/>
-      <w:r>
-        <w:t>*50L);</w:t>
-      </w:r>
-      <w:r>
-        <w:rPr>
-          <w:rFonts w:hint="eastAsia"/>
-        </w:rPr>
-        <w:t xml:space="preserve">            </w:t>
-      </w:r>
-      <w:r>
-        <w:rPr>
-          <w:rFonts w:hint="eastAsia"/>
-        </w:rPr>
-        <w:t>500</w:t>
+    <w:p/>
+    <w:p>
+      <w:r>
+        <w:t>Thread.sleep(retryTime*50L);</w:t>
+      </w:r>
+      <w:r>
+        <w:rPr>
+          <w:rFonts w:hint="eastAsia"/>
+        </w:rPr>
+        <w:t xml:space="preserve">            500</w:t>
       </w:r>
       <w:r>
         <w:rPr>
@@ -2384,11 +3092,6 @@
       </w:r>
     </w:p>
     <w:p>
-      <w:pPr>
-        <w:rPr>
-          <w:rFonts w:hint="eastAsia"/>
-        </w:rPr>
-      </w:pPr>
       <w:r>
         <w:rPr>
           <w:rFonts w:hint="eastAsia"/>
@@ -2397,12 +3100,10 @@
       </w:r>
     </w:p>
     <w:p>
-      <w:pPr>
-        <w:rPr>
-          <w:rFonts w:hint="eastAsia"/>
-        </w:rPr>
-      </w:pPr>
-      <w:r>
+      <w:r>
+        <w:rPr>
+          <w:noProof/>
+        </w:rPr>
         <w:drawing>
           <wp:inline distT="0" distB="0" distL="0" distR="0" wp14:anchorId="7E54D28B" wp14:editId="5647B38B">
             <wp:extent cx="5274310" cy="562610"/>
@@ -2419,7 +3120,7 @@
                     <pic:cNvPicPr/>
                   </pic:nvPicPr>
                   <pic:blipFill>
-                    <a:blip r:embed="rId48"/>
+                    <a:blip r:embed="rId51"/>
                     <a:stretch>
                       <a:fillRect/>
                     </a:stretch>
@@ -2458,7 +3159,9 @@
     </w:p>
     <w:p>
       <w:r>
-        <w:lastRenderedPageBreak/>
+        <w:rPr>
+          <w:noProof/>
+        </w:rPr>
         <w:drawing>
           <wp:inline distT="0" distB="0" distL="0" distR="0" wp14:anchorId="78EAECEA" wp14:editId="678FB289">
             <wp:extent cx="5258534" cy="685896"/>
@@ -2475,7 +3178,7 @@
                     <pic:cNvPicPr/>
                   </pic:nvPicPr>
                   <pic:blipFill>
-                    <a:blip r:embed="rId49"/>
+                    <a:blip r:embed="rId52"/>
                     <a:stretch>
                       <a:fillRect/>
                     </a:stretch>
@@ -2499,6 +3202,9 @@
         <w:br/>
       </w:r>
       <w:r>
+        <w:rPr>
+          <w:noProof/>
+        </w:rPr>
         <w:drawing>
           <wp:inline distT="0" distB="0" distL="0" distR="0" wp14:anchorId="674777B8" wp14:editId="27B77172">
             <wp:extent cx="5274310" cy="500380"/>
@@ -2515,7 +3221,7 @@
                     <pic:cNvPicPr/>
                   </pic:nvPicPr>
                   <pic:blipFill>
-                    <a:blip r:embed="rId50"/>
+                    <a:blip r:embed="rId53"/>
                     <a:stretch>
                       <a:fillRect/>
                     </a:stretch>
@@ -2546,6 +3252,9 @@
     </w:p>
     <w:p>
       <w:r>
+        <w:rPr>
+          <w:noProof/>
+        </w:rPr>
         <w:drawing>
           <wp:inline distT="0" distB="0" distL="0" distR="0" wp14:anchorId="1B86B3FE" wp14:editId="19B3E37B">
             <wp:extent cx="5258534" cy="762106"/>
@@ -2562,7 +3271,7 @@
                     <pic:cNvPicPr/>
                   </pic:nvPicPr>
                   <pic:blipFill>
-                    <a:blip r:embed="rId51"/>
+                    <a:blip r:embed="rId54"/>
                     <a:stretch>
                       <a:fillRect/>
                     </a:stretch>
@@ -2585,6 +3294,9 @@
     </w:p>
     <w:p>
       <w:r>
+        <w:rPr>
+          <w:noProof/>
+        </w:rPr>
         <w:drawing>
           <wp:inline distT="0" distB="0" distL="0" distR="0" wp14:anchorId="4D3D04B6" wp14:editId="2917D9D5">
             <wp:extent cx="5274310" cy="499745"/>
@@ -2601,7 +3313,7 @@
                     <pic:cNvPicPr/>
                   </pic:nvPicPr>
                   <pic:blipFill>
-                    <a:blip r:embed="rId52"/>
+                    <a:blip r:embed="rId55"/>
                     <a:stretch>
                       <a:fillRect/>
                     </a:stretch>
@@ -2632,6 +3344,9 @@
     </w:p>
     <w:p>
       <w:r>
+        <w:rPr>
+          <w:noProof/>
+        </w:rPr>
         <w:drawing>
           <wp:inline distT="0" distB="0" distL="0" distR="0" wp14:anchorId="1D8952B1" wp14:editId="3FC1A1C8">
             <wp:extent cx="5274310" cy="690880"/>
@@ -2648,7 +3363,7 @@
                     <pic:cNvPicPr/>
                   </pic:nvPicPr>
                   <pic:blipFill>
-                    <a:blip r:embed="rId53"/>
+                    <a:blip r:embed="rId56"/>
                     <a:stretch>
                       <a:fillRect/>
                     </a:stretch>
@@ -2671,6 +3386,9 @@
     </w:p>
     <w:p>
       <w:r>
+        <w:rPr>
+          <w:noProof/>
+        </w:rPr>
         <w:drawing>
           <wp:inline distT="0" distB="0" distL="0" distR="0" wp14:anchorId="12B37D0E" wp14:editId="789DB571">
             <wp:extent cx="5274310" cy="546735"/>
@@ -2687,7 +3405,7 @@
                     <pic:cNvPicPr/>
                   </pic:nvPicPr>
                   <pic:blipFill>
-                    <a:blip r:embed="rId54"/>
+                    <a:blip r:embed="rId57"/>
                     <a:stretch>
                       <a:fillRect/>
                     </a:stretch>
@@ -2718,6 +3436,10 @@
     </w:p>
     <w:p>
       <w:r>
+        <w:rPr>
+          <w:noProof/>
+        </w:rPr>
+        <w:lastRenderedPageBreak/>
         <w:drawing>
           <wp:inline distT="0" distB="0" distL="0" distR="0" wp14:anchorId="26911D57" wp14:editId="5FD3FD14">
             <wp:extent cx="5274310" cy="679450"/>
@@ -2734,7 +3456,7 @@
                     <pic:cNvPicPr/>
                   </pic:nvPicPr>
                   <pic:blipFill>
-                    <a:blip r:embed="rId55"/>
+                    <a:blip r:embed="rId58"/>
                     <a:stretch>
                       <a:fillRect/>
                     </a:stretch>
@@ -2757,6 +3479,9 @@
     </w:p>
     <w:p>
       <w:r>
+        <w:rPr>
+          <w:noProof/>
+        </w:rPr>
         <w:drawing>
           <wp:inline distT="0" distB="0" distL="0" distR="0" wp14:anchorId="1073EEEC" wp14:editId="283F4027">
             <wp:extent cx="5274310" cy="553085"/>
@@ -2773,7 +3498,7 @@
                     <pic:cNvPicPr/>
                   </pic:nvPicPr>
                   <pic:blipFill>
-                    <a:blip r:embed="rId56"/>
+                    <a:blip r:embed="rId59"/>
                     <a:stretch>
                       <a:fillRect/>
                     </a:stretch>
@@ -2804,7 +3529,9 @@
     </w:p>
     <w:p>
       <w:r>
-        <w:lastRenderedPageBreak/>
+        <w:rPr>
+          <w:noProof/>
+        </w:rPr>
         <w:drawing>
           <wp:inline distT="0" distB="0" distL="0" distR="0" wp14:anchorId="3E83827C" wp14:editId="47BF4B73">
             <wp:extent cx="5274310" cy="718185"/>
@@ -2821,7 +3548,7 @@
                     <pic:cNvPicPr/>
                   </pic:nvPicPr>
                   <pic:blipFill>
-                    <a:blip r:embed="rId57"/>
+                    <a:blip r:embed="rId60"/>
                     <a:stretch>
                       <a:fillRect/>
                     </a:stretch>
@@ -2843,12 +3570,10 @@
       </w:r>
     </w:p>
     <w:p>
-      <w:pPr>
-        <w:rPr>
-          <w:rFonts w:hint="eastAsia"/>
-        </w:rPr>
-      </w:pPr>
-      <w:r>
+      <w:r>
+        <w:rPr>
+          <w:noProof/>
+        </w:rPr>
         <w:drawing>
           <wp:inline distT="0" distB="0" distL="0" distR="0" wp14:anchorId="39DB494E" wp14:editId="40BAC837">
             <wp:extent cx="5274310" cy="522605"/>
@@ -2865,7 +3590,7 @@
                     <pic:cNvPicPr/>
                   </pic:nvPicPr>
                   <pic:blipFill>
-                    <a:blip r:embed="rId58"/>
+                    <a:blip r:embed="rId61"/>
                     <a:stretch>
                       <a:fillRect/>
                     </a:stretch>
@@ -2887,46 +3612,14 @@
       </w:r>
     </w:p>
     <w:p>
-      <w:pPr>
-        <w:rPr>
-          <w:rFonts w:hint="eastAsia"/>
-        </w:rPr>
-      </w:pPr>
-      <w:proofErr w:type="spellStart"/>
-      <w:r>
-        <w:t>baseDelay</w:t>
-      </w:r>
-      <w:proofErr w:type="spellEnd"/>
-      <w:r>
-        <w:t xml:space="preserve"> + </w:t>
-      </w:r>
-      <w:proofErr w:type="spellStart"/>
-      <w:r>
-        <w:t>retryTime</w:t>
-      </w:r>
-      <w:proofErr w:type="spellEnd"/>
-      <w:r>
-        <w:t xml:space="preserve"> * </w:t>
-      </w:r>
-      <w:proofErr w:type="spellStart"/>
-      <w:r>
-        <w:t>stepDelay</w:t>
-      </w:r>
-      <w:proofErr w:type="spellEnd"/>
-      <w:r>
-        <w:t xml:space="preserve"> + jitter</w:t>
-      </w:r>
-      <w:r>
-        <w:rPr>
-          <w:rFonts w:hint="eastAsia"/>
-        </w:rPr>
-        <w:t xml:space="preserve">;            </w:t>
-      </w:r>
-      <w:r>
-        <w:rPr>
-          <w:rFonts w:hint="eastAsia"/>
-        </w:rPr>
-        <w:t>500</w:t>
+      <w:r>
+        <w:t>baseDelay + retryTime * stepDelay + jitter</w:t>
+      </w:r>
+      <w:r>
+        <w:rPr>
+          <w:rFonts w:hint="eastAsia"/>
+        </w:rPr>
+        <w:t>;            500</w:t>
       </w:r>
       <w:r>
         <w:rPr>
@@ -2944,12 +3637,10 @@
       </w:r>
     </w:p>
     <w:p>
-      <w:pPr>
-        <w:rPr>
-          <w:rFonts w:hint="eastAsia"/>
-        </w:rPr>
-      </w:pPr>
-      <w:r>
+      <w:r>
+        <w:rPr>
+          <w:noProof/>
+        </w:rPr>
         <w:drawing>
           <wp:inline distT="0" distB="0" distL="0" distR="0" wp14:anchorId="4499BF45" wp14:editId="060709A2">
             <wp:extent cx="5274310" cy="527050"/>
@@ -2966,7 +3657,7 @@
                     <pic:cNvPicPr/>
                   </pic:nvPicPr>
                   <pic:blipFill>
-                    <a:blip r:embed="rId59"/>
+                    <a:blip r:embed="rId62"/>
                     <a:stretch>
                       <a:fillRect/>
                     </a:stretch>
@@ -2997,6 +3688,9 @@
     </w:p>
     <w:p>
       <w:r>
+        <w:rPr>
+          <w:noProof/>
+        </w:rPr>
         <w:drawing>
           <wp:inline distT="0" distB="0" distL="0" distR="0" wp14:anchorId="0F445D71" wp14:editId="68D11466">
             <wp:extent cx="5274310" cy="671195"/>
@@ -3013,7 +3707,7 @@
                     <pic:cNvPicPr/>
                   </pic:nvPicPr>
                   <pic:blipFill>
-                    <a:blip r:embed="rId60"/>
+                    <a:blip r:embed="rId63"/>
                     <a:stretch>
                       <a:fillRect/>
                     </a:stretch>
@@ -3035,12 +3729,10 @@
       </w:r>
     </w:p>
     <w:p>
-      <w:pPr>
-        <w:rPr>
-          <w:rFonts w:hint="eastAsia"/>
-        </w:rPr>
-      </w:pPr>
-      <w:r>
+      <w:r>
+        <w:rPr>
+          <w:noProof/>
+        </w:rPr>
         <w:drawing>
           <wp:inline distT="0" distB="0" distL="0" distR="0" wp14:anchorId="54A86573" wp14:editId="0BADE34C">
             <wp:extent cx="5274310" cy="518160"/>
@@ -3057,7 +3749,7 @@
                     <pic:cNvPicPr/>
                   </pic:nvPicPr>
                   <pic:blipFill>
-                    <a:blip r:embed="rId61"/>
+                    <a:blip r:embed="rId64"/>
                     <a:stretch>
                       <a:fillRect/>
                     </a:stretch>
@@ -3088,6 +3780,9 @@
     </w:p>
     <w:p>
       <w:r>
+        <w:rPr>
+          <w:noProof/>
+        </w:rPr>
         <w:drawing>
           <wp:inline distT="0" distB="0" distL="0" distR="0" wp14:anchorId="2EC95812" wp14:editId="7D447743">
             <wp:extent cx="4277322" cy="704948"/>
@@ -3104,7 +3799,7 @@
                     <pic:cNvPicPr/>
                   </pic:nvPicPr>
                   <pic:blipFill>
-                    <a:blip r:embed="rId62"/>
+                    <a:blip r:embed="rId65"/>
                     <a:stretch>
                       <a:fillRect/>
                     </a:stretch>
@@ -3126,12 +3821,11 @@
       </w:r>
     </w:p>
     <w:p>
-      <w:pPr>
-        <w:rPr>
-          <w:rFonts w:hint="eastAsia"/>
-        </w:rPr>
-      </w:pPr>
-      <w:r>
+      <w:r>
+        <w:rPr>
+          <w:noProof/>
+        </w:rPr>
+        <w:lastRenderedPageBreak/>
         <w:drawing>
           <wp:inline distT="0" distB="0" distL="0" distR="0" wp14:anchorId="3710273B" wp14:editId="5AE8E550">
             <wp:extent cx="5274310" cy="472440"/>
@@ -3148,7 +3842,7 @@
                     <pic:cNvPicPr/>
                   </pic:nvPicPr>
                   <pic:blipFill>
-                    <a:blip r:embed="rId63"/>
+                    <a:blip r:embed="rId66"/>
                     <a:stretch>
                       <a:fillRect/>
                     </a:stretch>
@@ -3179,6 +3873,9 @@
     </w:p>
     <w:p>
       <w:r>
+        <w:rPr>
+          <w:noProof/>
+        </w:rPr>
         <w:drawing>
           <wp:inline distT="0" distB="0" distL="0" distR="0" wp14:anchorId="000A5AC9" wp14:editId="2849713E">
             <wp:extent cx="4201111" cy="657317"/>
@@ -3195,7 +3892,7 @@
                     <pic:cNvPicPr/>
                   </pic:nvPicPr>
                   <pic:blipFill>
-                    <a:blip r:embed="rId64"/>
+                    <a:blip r:embed="rId67"/>
                     <a:stretch>
                       <a:fillRect/>
                     </a:stretch>
@@ -3217,13 +3914,10 @@
       </w:r>
     </w:p>
     <w:p>
-      <w:pPr>
-        <w:rPr>
-          <w:rFonts w:hint="eastAsia"/>
-        </w:rPr>
-      </w:pPr>
-      <w:r>
-        <w:lastRenderedPageBreak/>
+      <w:r>
+        <w:rPr>
+          <w:noProof/>
+        </w:rPr>
         <w:drawing>
           <wp:inline distT="0" distB="0" distL="0" distR="0" wp14:anchorId="17D1570E" wp14:editId="5388936A">
             <wp:extent cx="5274310" cy="540385"/>
@@ -3240,7 +3934,7 @@
                     <pic:cNvPicPr/>
                   </pic:nvPicPr>
                   <pic:blipFill>
-                    <a:blip r:embed="rId65"/>
+                    <a:blip r:embed="rId68"/>
                     <a:stretch>
                       <a:fillRect/>
                     </a:stretch>
@@ -3271,6 +3965,9 @@
     </w:p>
     <w:p>
       <w:r>
+        <w:rPr>
+          <w:noProof/>
+        </w:rPr>
         <w:drawing>
           <wp:inline distT="0" distB="0" distL="0" distR="0" wp14:anchorId="04115299" wp14:editId="279A73FA">
             <wp:extent cx="4134427" cy="724001"/>
@@ -3287,7 +3984,7 @@
                     <pic:cNvPicPr/>
                   </pic:nvPicPr>
                   <pic:blipFill>
-                    <a:blip r:embed="rId66"/>
+                    <a:blip r:embed="rId69"/>
                     <a:stretch>
                       <a:fillRect/>
                     </a:stretch>
@@ -3309,12 +4006,10 @@
       </w:r>
     </w:p>
     <w:p>
-      <w:pPr>
-        <w:rPr>
-          <w:rFonts w:hint="eastAsia"/>
-        </w:rPr>
-      </w:pPr>
-      <w:r>
+      <w:r>
+        <w:rPr>
+          <w:noProof/>
+        </w:rPr>
         <w:drawing>
           <wp:inline distT="0" distB="0" distL="0" distR="0" wp14:anchorId="5791F454" wp14:editId="2F991495">
             <wp:extent cx="5274310" cy="535305"/>
@@ -3331,7 +4026,7 @@
                     <pic:cNvPicPr/>
                   </pic:nvPicPr>
                   <pic:blipFill>
-                    <a:blip r:embed="rId67"/>
+                    <a:blip r:embed="rId70"/>
                     <a:stretch>
                       <a:fillRect/>
                     </a:stretch>
@@ -3362,6 +4057,9 @@
     </w:p>
     <w:p>
       <w:r>
+        <w:rPr>
+          <w:noProof/>
+        </w:rPr>
         <w:drawing>
           <wp:inline distT="0" distB="0" distL="0" distR="0" wp14:anchorId="7009CEAB" wp14:editId="434A5F8C">
             <wp:extent cx="4229690" cy="733527"/>
@@ -3378,7 +4076,7 @@
                     <pic:cNvPicPr/>
                   </pic:nvPicPr>
                   <pic:blipFill>
-                    <a:blip r:embed="rId68"/>
+                    <a:blip r:embed="rId71"/>
                     <a:stretch>
                       <a:fillRect/>
                     </a:stretch>
@@ -3400,12 +4098,10 @@
       </w:r>
     </w:p>
     <w:p>
-      <w:pPr>
-        <w:rPr>
-          <w:rFonts w:hint="eastAsia"/>
-        </w:rPr>
-      </w:pPr>
-      <w:r>
+      <w:r>
+        <w:rPr>
+          <w:noProof/>
+        </w:rPr>
         <w:drawing>
           <wp:inline distT="0" distB="0" distL="0" distR="0" wp14:anchorId="3094DE58" wp14:editId="1B875FE7">
             <wp:extent cx="5274310" cy="508635"/>
@@ -3422,7 +4118,7 @@
                     <pic:cNvPicPr/>
                   </pic:nvPicPr>
                   <pic:blipFill>
-                    <a:blip r:embed="rId69"/>
+                    <a:blip r:embed="rId72"/>
                     <a:stretch>
                       <a:fillRect/>
                     </a:stretch>
@@ -3443,179 +4139,7 @@
         </w:drawing>
       </w:r>
     </w:p>
-    <w:p>
-      <w:r>
-        <w:rPr>
-          <w:rFonts w:hint="eastAsia"/>
-        </w:rPr>
-        <w:t>異常數據</w:t>
-      </w:r>
-      <w:r>
-        <w:rPr>
-          <w:rFonts w:hint="eastAsia"/>
-        </w:rPr>
-        <w:t>保留</w:t>
-      </w:r>
-    </w:p>
-    <w:p>
-      <w:pPr>
-        <w:rPr>
-          <w:rFonts w:hint="eastAsia"/>
-        </w:rPr>
-      </w:pPr>
-      <w:r>
-        <w:drawing>
-          <wp:inline distT="0" distB="0" distL="0" distR="0" wp14:anchorId="6711D9EA" wp14:editId="32E1C0F9">
-            <wp:extent cx="3591426" cy="743054"/>
-            <wp:effectExtent l="0" t="0" r="0" b="0"/>
-            <wp:docPr id="828292989" name="圖片 1"/>
-            <wp:cNvGraphicFramePr>
-              <a:graphicFrameLocks xmlns:a="http://schemas.openxmlformats.org/drawingml/2006/main" noChangeAspect="1"/>
-            </wp:cNvGraphicFramePr>
-            <a:graphic xmlns:a="http://schemas.openxmlformats.org/drawingml/2006/main">
-              <a:graphicData uri="http://schemas.openxmlformats.org/drawingml/2006/picture">
-                <pic:pic xmlns:pic="http://schemas.openxmlformats.org/drawingml/2006/picture">
-                  <pic:nvPicPr>
-                    <pic:cNvPr id="828292989" name=""/>
-                    <pic:cNvPicPr/>
-                  </pic:nvPicPr>
-                  <pic:blipFill>
-                    <a:blip r:embed="rId70"/>
-                    <a:stretch>
-                      <a:fillRect/>
-                    </a:stretch>
-                  </pic:blipFill>
-                  <pic:spPr>
-                    <a:xfrm>
-                      <a:off x="0" y="0"/>
-                      <a:ext cx="3591426" cy="743054"/>
-                    </a:xfrm>
-                    <a:prstGeom prst="rect">
-                      <a:avLst/>
-                    </a:prstGeom>
-                  </pic:spPr>
-                </pic:pic>
-              </a:graphicData>
-            </a:graphic>
-          </wp:inline>
-        </w:drawing>
-      </w:r>
-    </w:p>
-    <w:p>
-      <w:pPr>
-        <w:rPr>
-          <w:rFonts w:hint="eastAsia"/>
-        </w:rPr>
-      </w:pPr>
-      <w:r>
-        <w:drawing>
-          <wp:inline distT="0" distB="0" distL="0" distR="0" wp14:anchorId="5993CA41" wp14:editId="65103206">
-            <wp:extent cx="5274310" cy="549275"/>
-            <wp:effectExtent l="0" t="0" r="2540" b="3175"/>
-            <wp:docPr id="2094556913" name="圖片 1"/>
-            <wp:cNvGraphicFramePr>
-              <a:graphicFrameLocks xmlns:a="http://schemas.openxmlformats.org/drawingml/2006/main" noChangeAspect="1"/>
-            </wp:cNvGraphicFramePr>
-            <a:graphic xmlns:a="http://schemas.openxmlformats.org/drawingml/2006/main">
-              <a:graphicData uri="http://schemas.openxmlformats.org/drawingml/2006/picture">
-                <pic:pic xmlns:pic="http://schemas.openxmlformats.org/drawingml/2006/picture">
-                  <pic:nvPicPr>
-                    <pic:cNvPr id="2094556913" name=""/>
-                    <pic:cNvPicPr/>
-                  </pic:nvPicPr>
-                  <pic:blipFill>
-                    <a:blip r:embed="rId71"/>
-                    <a:stretch>
-                      <a:fillRect/>
-                    </a:stretch>
-                  </pic:blipFill>
-                  <pic:spPr>
-                    <a:xfrm>
-                      <a:off x="0" y="0"/>
-                      <a:ext cx="5274310" cy="549275"/>
-                    </a:xfrm>
-                    <a:prstGeom prst="rect">
-                      <a:avLst/>
-                    </a:prstGeom>
-                  </pic:spPr>
-                </pic:pic>
-              </a:graphicData>
-            </a:graphic>
-          </wp:inline>
-        </w:drawing>
-      </w:r>
-    </w:p>
-    <w:p>
-      <w:pPr>
-        <w:rPr>
-          <w:rFonts w:hint="eastAsia"/>
-        </w:rPr>
-      </w:pPr>
-      <w:r>
-        <w:t>在固定</w:t>
-      </w:r>
-      <w:r>
-        <w:t xml:space="preserve"> </w:t>
-      </w:r>
-      <w:proofErr w:type="spellStart"/>
-      <w:r>
-        <w:t>Thread.sleep</w:t>
-      </w:r>
-      <w:proofErr w:type="spellEnd"/>
-      <w:r>
-        <w:t>(</w:t>
-      </w:r>
-      <w:proofErr w:type="spellStart"/>
-      <w:r>
-        <w:t>retryTime</w:t>
-      </w:r>
-      <w:proofErr w:type="spellEnd"/>
-      <w:r>
-        <w:t xml:space="preserve"> * 50L) </w:t>
-      </w:r>
-      <w:r>
-        <w:t>條件下，</w:t>
-      </w:r>
-      <w:proofErr w:type="gramStart"/>
-      <w:r>
-        <w:t>部分輪次出現</w:t>
-      </w:r>
-      <w:proofErr w:type="gramEnd"/>
-      <w:r>
-        <w:t>較高的</w:t>
-      </w:r>
-      <w:r>
-        <w:t xml:space="preserve"> CONFLICT_TRY_AGAIN</w:t>
-      </w:r>
-      <w:r>
-        <w:t>，顯示線性退避在高競爭情境下穩定性不足。另有個別</w:t>
-      </w:r>
-      <w:proofErr w:type="gramStart"/>
-      <w:r>
-        <w:t>測試輪次出現</w:t>
-      </w:r>
-      <w:proofErr w:type="gramEnd"/>
-      <w:r>
-        <w:t>異常低成功數，疑似受測試環境或資料狀態影響，因此保留原始紀錄，但不單獨據此下結論，</w:t>
-      </w:r>
-      <w:r>
-        <w:rPr>
-          <w:rFonts w:hint="eastAsia"/>
-        </w:rPr>
-        <w:t>仍需</w:t>
-      </w:r>
-      <w:r>
-        <w:t>以</w:t>
-      </w:r>
-      <w:proofErr w:type="gramStart"/>
-      <w:r>
-        <w:t>多輪重</w:t>
-      </w:r>
-      <w:proofErr w:type="gramEnd"/>
-      <w:r>
-        <w:t>測的平均值與中位數作為比較基準。</w:t>
-      </w:r>
-    </w:p>
+    <w:p/>
     <w:sectPr>
       <w:pgSz w:w="11906" w:h="16838"/>
       <w:pgMar w:top="1440" w:right="1800" w:bottom="1440" w:left="1800" w:header="851" w:footer="992" w:gutter="0"/>
@@ -3624,6 +4148,56 @@
     </w:sectPr>
   </w:body>
 </w:document>
+</file>
+
+<file path=word/endnotes.xml><?xml version="1.0" encoding="utf-8"?>
+<w:endnotes xmlns:wpc="http://schemas.microsoft.com/office/word/2010/wordprocessingCanvas" xmlns:cx="http://schemas.microsoft.com/office/drawing/2014/chartex" xmlns:cx1="http://schemas.microsoft.com/office/drawing/2015/9/8/chartex" xmlns:cx2="http://schemas.microsoft.com/office/drawing/2015/10/21/chartex" xmlns:cx3="http://schemas.microsoft.com/office/drawing/2016/5/9/chartex" xmlns:cx4="http://schemas.microsoft.com/office/drawing/2016/5/10/chartex" xmlns:cx5="http://schemas.microsoft.com/office/drawing/2016/5/11/chartex" xmlns:cx6="http://schemas.microsoft.com/office/drawing/2016/5/12/chartex" xmlns:cx7="http://schemas.microsoft.com/office/drawing/2016/5/13/chartex" xmlns:cx8="http://schemas.microsoft.com/office/drawing/2016/5/14/chartex" xmlns:mc="http://schemas.openxmlformats.org/markup-compatibility/2006" xmlns:aink="http://schemas.microsoft.com/office/drawing/2016/ink" xmlns:am3d="http://schemas.microsoft.com/office/drawing/2017/model3d" xmlns:o="urn:schemas-microsoft-com:office:office" xmlns:oel="http://schemas.microsoft.com/office/2019/extlst" xmlns:r="http://schemas.openxmlformats.org/officeDocument/2006/relationships" xmlns:m="http://schemas.openxmlformats.org/officeDocument/2006/math" xmlns:v="urn:schemas-microsoft-com:vml" xmlns:wp14="http://schemas.microsoft.com/office/word/2010/wordprocessingDrawing" xmlns:wp="http://schemas.openxmlformats.org/drawingml/2006/wordprocessingDrawing" xmlns:w10="urn:schemas-microsoft-com:office:word" xmlns:w="http://schemas.openxmlformats.org/wordprocessingml/2006/main" xmlns:w14="http://schemas.microsoft.com/office/word/2010/wordml" xmlns:w15="http://schemas.microsoft.com/office/word/2012/wordml" xmlns:w16cex="http://schemas.microsoft.com/office/word/2018/wordml/cex" xmlns:w16cid="http://schemas.microsoft.com/office/word/2016/wordml/cid" xmlns:w16="http://schemas.microsoft.com/office/word/2018/wordml" xmlns:w16du="http://schemas.microsoft.com/office/word/2023/wordml/word16du" xmlns:w16sdtdh="http://schemas.microsoft.com/office/word/2020/wordml/sdtdatahash" xmlns:w16sdtfl="http://schemas.microsoft.com/office/word/2024/wordml/sdtformatlock" xmlns:w16se="http://schemas.microsoft.com/office/word/2015/wordml/symex" xmlns:wpg="http://schemas.microsoft.com/office/word/2010/wordprocessingGroup" xmlns:wpi="http://schemas.microsoft.com/office/word/2010/wordprocessingInk" xmlns:wne="http://schemas.microsoft.com/office/word/2006/wordml" xmlns:wps="http://schemas.microsoft.com/office/word/2010/wordprocessingShape" mc:Ignorable="w14 w15 w16se w16cid w16 w16cex w16sdtdh w16sdtfl w16du wp14">
+  <w:endnote w:type="separator" w:id="-1">
+    <w:p>
+      <w:pPr>
+        <w:spacing w:after="0" w:line="240" w:lineRule="auto"/>
+      </w:pPr>
+      <w:r>
+        <w:separator/>
+      </w:r>
+    </w:p>
+  </w:endnote>
+  <w:endnote w:type="continuationSeparator" w:id="0">
+    <w:p>
+      <w:pPr>
+        <w:spacing w:after="0" w:line="240" w:lineRule="auto"/>
+      </w:pPr>
+      <w:r>
+        <w:continuationSeparator/>
+      </w:r>
+    </w:p>
+  </w:endnote>
+</w:endnotes>
+</file>
+
+<file path=word/footnotes.xml><?xml version="1.0" encoding="utf-8"?>
+<w:footnotes xmlns:wpc="http://schemas.microsoft.com/office/word/2010/wordprocessingCanvas" xmlns:cx="http://schemas.microsoft.com/office/drawing/2014/chartex" xmlns:cx1="http://schemas.microsoft.com/office/drawing/2015/9/8/chartex" xmlns:cx2="http://schemas.microsoft.com/office/drawing/2015/10/21/chartex" xmlns:cx3="http://schemas.microsoft.com/office/drawing/2016/5/9/chartex" xmlns:cx4="http://schemas.microsoft.com/office/drawing/2016/5/10/chartex" xmlns:cx5="http://schemas.microsoft.com/office/drawing/2016/5/11/chartex" xmlns:cx6="http://schemas.microsoft.com/office/drawing/2016/5/12/chartex" xmlns:cx7="http://schemas.microsoft.com/office/drawing/2016/5/13/chartex" xmlns:cx8="http://schemas.microsoft.com/office/drawing/2016/5/14/chartex" xmlns:mc="http://schemas.openxmlformats.org/markup-compatibility/2006" xmlns:aink="http://schemas.microsoft.com/office/drawing/2016/ink" xmlns:am3d="http://schemas.microsoft.com/office/drawing/2017/model3d" xmlns:o="urn:schemas-microsoft-com:office:office" xmlns:oel="http://schemas.microsoft.com/office/2019/extlst" xmlns:r="http://schemas.openxmlformats.org/officeDocument/2006/relationships" xmlns:m="http://schemas.openxmlformats.org/officeDocument/2006/math" xmlns:v="urn:schemas-microsoft-com:vml" xmlns:wp14="http://schemas.microsoft.com/office/word/2010/wordprocessingDrawing" xmlns:wp="http://schemas.openxmlformats.org/drawingml/2006/wordprocessingDrawing" xmlns:w10="urn:schemas-microsoft-com:office:word" xmlns:w="http://schemas.openxmlformats.org/wordprocessingml/2006/main" xmlns:w14="http://schemas.microsoft.com/office/word/2010/wordml" xmlns:w15="http://schemas.microsoft.com/office/word/2012/wordml" xmlns:w16cex="http://schemas.microsoft.com/office/word/2018/wordml/cex" xmlns:w16cid="http://schemas.microsoft.com/office/word/2016/wordml/cid" xmlns:w16="http://schemas.microsoft.com/office/word/2018/wordml" xmlns:w16du="http://schemas.microsoft.com/office/word/2023/wordml/word16du" xmlns:w16sdtdh="http://schemas.microsoft.com/office/word/2020/wordml/sdtdatahash" xmlns:w16sdtfl="http://schemas.microsoft.com/office/word/2024/wordml/sdtformatlock" xmlns:w16se="http://schemas.microsoft.com/office/word/2015/wordml/symex" xmlns:wpg="http://schemas.microsoft.com/office/word/2010/wordprocessingGroup" xmlns:wpi="http://schemas.microsoft.com/office/word/2010/wordprocessingInk" xmlns:wne="http://schemas.microsoft.com/office/word/2006/wordml" xmlns:wps="http://schemas.microsoft.com/office/word/2010/wordprocessingShape" mc:Ignorable="w14 w15 w16se w16cid w16 w16cex w16sdtdh w16sdtfl w16du wp14">
+  <w:footnote w:type="separator" w:id="-1">
+    <w:p>
+      <w:pPr>
+        <w:spacing w:after="0" w:line="240" w:lineRule="auto"/>
+      </w:pPr>
+      <w:r>
+        <w:separator/>
+      </w:r>
+    </w:p>
+  </w:footnote>
+  <w:footnote w:type="continuationSeparator" w:id="0">
+    <w:p>
+      <w:pPr>
+        <w:spacing w:after="0" w:line="240" w:lineRule="auto"/>
+      </w:pPr>
+      <w:r>
+        <w:continuationSeparator/>
+      </w:r>
+    </w:p>
+  </w:footnote>
+</w:footnotes>
 </file>
 
 <file path=word/styles.xml><?xml version="1.0" encoding="utf-8"?>
@@ -4026,7 +4600,7 @@
   <w:style w:type="paragraph" w:default="1" w:styleId="a">
     <w:name w:val="Normal"/>
     <w:qFormat/>
-    <w:rsid w:val="00A44C4F"/>
+    <w:rsid w:val="003B0518"/>
     <w:pPr>
       <w:widowControl w:val="0"/>
     </w:pPr>
@@ -4232,6 +4806,7 @@
   <w:style w:type="character" w:default="1" w:styleId="a0">
     <w:name w:val="Default Paragraph Font"/>
     <w:uiPriority w:val="1"/>
+    <w:semiHidden/>
     <w:unhideWhenUsed/>
   </w:style>
   <w:style w:type="table" w:default="1" w:styleId="a1">
@@ -4541,6 +5116,66 @@
       <w:smallCaps/>
       <w:color w:val="0F4761" w:themeColor="accent1" w:themeShade="BF"/>
       <w:spacing w:val="5"/>
+    </w:rPr>
+  </w:style>
+  <w:style w:type="paragraph" w:styleId="ae">
+    <w:name w:val="header"/>
+    <w:basedOn w:val="a"/>
+    <w:link w:val="af"/>
+    <w:uiPriority w:val="99"/>
+    <w:unhideWhenUsed/>
+    <w:rsid w:val="003B0518"/>
+    <w:pPr>
+      <w:tabs>
+        <w:tab w:val="center" w:pos="4153"/>
+        <w:tab w:val="right" w:pos="8306"/>
+      </w:tabs>
+      <w:snapToGrid w:val="0"/>
+    </w:pPr>
+    <w:rPr>
+      <w:sz w:val="20"/>
+      <w:szCs w:val="20"/>
+    </w:rPr>
+  </w:style>
+  <w:style w:type="character" w:customStyle="1" w:styleId="af">
+    <w:name w:val="頁首 字元"/>
+    <w:basedOn w:val="a0"/>
+    <w:link w:val="ae"/>
+    <w:uiPriority w:val="99"/>
+    <w:rsid w:val="003B0518"/>
+    <w:rPr>
+      <w:sz w:val="20"/>
+      <w:szCs w:val="20"/>
+    </w:rPr>
+  </w:style>
+  <w:style w:type="paragraph" w:styleId="af0">
+    <w:name w:val="footer"/>
+    <w:basedOn w:val="a"/>
+    <w:link w:val="af1"/>
+    <w:uiPriority w:val="99"/>
+    <w:unhideWhenUsed/>
+    <w:rsid w:val="003B0518"/>
+    <w:pPr>
+      <w:tabs>
+        <w:tab w:val="center" w:pos="4153"/>
+        <w:tab w:val="right" w:pos="8306"/>
+      </w:tabs>
+      <w:snapToGrid w:val="0"/>
+    </w:pPr>
+    <w:rPr>
+      <w:sz w:val="20"/>
+      <w:szCs w:val="20"/>
+    </w:rPr>
+  </w:style>
+  <w:style w:type="character" w:customStyle="1" w:styleId="af1">
+    <w:name w:val="頁尾 字元"/>
+    <w:basedOn w:val="a0"/>
+    <w:link w:val="af0"/>
+    <w:uiPriority w:val="99"/>
+    <w:rsid w:val="003B0518"/>
+    <w:rPr>
+      <w:sz w:val="20"/>
+      <w:szCs w:val="20"/>
     </w:rPr>
   </w:style>
 </w:styles>

--- a/Retry的thread.sleep方式比較.docx
+++ b/Retry的thread.sleep方式比較.docx
@@ -597,7 +597,55 @@
         <w:rPr>
           <w:rFonts w:hint="eastAsia"/>
         </w:rPr>
-        <w:t>，因此我認為和我預設的結論相同，也就是越高的</w:t>
+        <w:t>(</w:t>
+      </w:r>
+      <w:r>
+        <w:rPr>
+          <w:rFonts w:hint="eastAsia"/>
+        </w:rPr>
+        <w:t>比單純</w:t>
+      </w:r>
+      <w:r>
+        <w:rPr>
+          <w:rFonts w:hint="eastAsia"/>
+        </w:rPr>
+        <w:t>backoff</w:t>
+      </w:r>
+      <w:r>
+        <w:rPr>
+          <w:rFonts w:hint="eastAsia"/>
+        </w:rPr>
+        <w:t>少</w:t>
+      </w:r>
+      <w:r>
+        <w:rPr>
+          <w:rFonts w:hint="eastAsia"/>
+        </w:rPr>
+        <w:t>原先的</w:t>
+      </w:r>
+      <w:r>
+        <w:rPr>
+          <w:rFonts w:hint="eastAsia"/>
+        </w:rPr>
+        <w:t>40%)</w:t>
+      </w:r>
+      <w:r>
+        <w:rPr>
+          <w:rFonts w:hint="eastAsia"/>
+        </w:rPr>
+        <w:t>，因此</w:t>
+      </w:r>
+      <w:r>
+        <w:rPr>
+          <w:rFonts w:hint="eastAsia"/>
+        </w:rPr>
+        <w:t>與當初</w:t>
+      </w:r>
+      <w:r>
+        <w:rPr>
+          <w:rFonts w:hint="eastAsia"/>
+        </w:rPr>
+        <w:t>預設的結論相同，也就是越高的</w:t>
       </w:r>
       <w:r>
         <w:t>r</w:t>
